--- a/Projects/Project Documantation.docx
+++ b/Projects/Project Documantation.docx
@@ -34,37 +34,21 @@
           <w:rFonts w:ascii="Calibri" w:eastAsia="Times New Roman" w:hAnsi="Calibri" w:cs="Calibri"/>
           <w:color w:val="000000"/>
         </w:rPr>
-        <w:t xml:space="preserve">What software </w:t>
-      </w:r>
-      <w:proofErr w:type="gramStart"/>
+        <w:t>What software Eng</w:t>
+      </w:r>
       <w:r>
         <w:rPr>
           <w:rFonts w:ascii="Calibri" w:eastAsia="Times New Roman" w:hAnsi="Calibri" w:cs="Calibri"/>
           <w:color w:val="000000"/>
         </w:rPr>
-        <w:t>Eng</w:t>
+        <w:t xml:space="preserve"> </w:t>
       </w:r>
       <w:r>
         <w:rPr>
           <w:rFonts w:ascii="Calibri" w:eastAsia="Times New Roman" w:hAnsi="Calibri" w:cs="Calibri"/>
           <w:color w:val="000000"/>
         </w:rPr>
-        <w:t xml:space="preserve"> </w:t>
-      </w:r>
-      <w:r>
-        <w:rPr>
-          <w:rFonts w:ascii="Calibri" w:eastAsia="Times New Roman" w:hAnsi="Calibri" w:cs="Calibri"/>
-          <w:color w:val="000000"/>
-        </w:rPr>
-        <w:t xml:space="preserve"> SE</w:t>
-      </w:r>
-      <w:proofErr w:type="gramEnd"/>
-      <w:r>
-        <w:rPr>
-          <w:rFonts w:ascii="Calibri" w:eastAsia="Times New Roman" w:hAnsi="Calibri" w:cs="Calibri"/>
-          <w:color w:val="000000"/>
-        </w:rPr>
-        <w:t xml:space="preserve"> ?</w:t>
+        <w:t xml:space="preserve"> SE ?</w:t>
       </w:r>
       <w:r>
         <w:rPr>
@@ -106,21 +90,12 @@
           <w:szCs w:val="24"/>
         </w:rPr>
       </w:pPr>
-      <w:proofErr w:type="gramStart"/>
       <w:r>
         <w:rPr>
           <w:rFonts w:ascii="Calibri" w:eastAsia="Times New Roman" w:hAnsi="Calibri" w:cs="Calibri"/>
           <w:color w:val="000000"/>
         </w:rPr>
-        <w:t>within</w:t>
-      </w:r>
-      <w:proofErr w:type="gramEnd"/>
-      <w:r>
-        <w:rPr>
-          <w:rFonts w:ascii="Calibri" w:eastAsia="Times New Roman" w:hAnsi="Calibri" w:cs="Calibri"/>
-          <w:color w:val="000000"/>
-        </w:rPr>
-        <w:t xml:space="preserve"> budget</w:t>
+        <w:t>within budget</w:t>
       </w:r>
     </w:p>
     <w:p>
@@ -231,27 +206,7 @@
           <w:sz w:val="22"/>
           <w:szCs w:val="22"/>
         </w:rPr>
-        <w:t xml:space="preserve">What are </w:t>
-      </w:r>
-      <w:proofErr w:type="gramStart"/>
-      <w:r>
-        <w:rPr>
-          <w:rFonts w:ascii="Calibri" w:hAnsi="Calibri" w:cs="Calibri"/>
-          <w:color w:val="000000"/>
-          <w:sz w:val="22"/>
-          <w:szCs w:val="22"/>
-        </w:rPr>
-        <w:t>SDLC(</w:t>
-      </w:r>
-      <w:proofErr w:type="gramEnd"/>
-      <w:r>
-        <w:rPr>
-          <w:rFonts w:ascii="Calibri" w:hAnsi="Calibri" w:cs="Calibri"/>
-          <w:color w:val="000000"/>
-          <w:sz w:val="22"/>
-          <w:szCs w:val="22"/>
-        </w:rPr>
-        <w:t xml:space="preserve"> software dev life cycle ) &amp; its rules?</w:t>
+        <w:t>What are SDLC( software dev life cycle ) &amp; its rules?</w:t>
       </w:r>
       <w:r>
         <w:rPr>
@@ -409,23 +364,7 @@
           <w:rFonts w:ascii="Arial" w:eastAsia="Times New Roman" w:hAnsi="Arial" w:cs="Arial"/>
           <w:color w:val="000000"/>
         </w:rPr>
-        <w:t xml:space="preserve">Project Rules &amp; Regulation (SDLC) Software </w:t>
-      </w:r>
-      <w:proofErr w:type="spellStart"/>
-      <w:r>
-        <w:rPr>
-          <w:rFonts w:ascii="Arial" w:eastAsia="Times New Roman" w:hAnsi="Arial" w:cs="Arial"/>
-          <w:color w:val="000000"/>
-        </w:rPr>
-        <w:t>deve</w:t>
-      </w:r>
-      <w:proofErr w:type="spellEnd"/>
-      <w:r>
-        <w:rPr>
-          <w:rFonts w:ascii="Arial" w:eastAsia="Times New Roman" w:hAnsi="Arial" w:cs="Arial"/>
-          <w:color w:val="000000"/>
-        </w:rPr>
-        <w:t xml:space="preserve"> life cycle</w:t>
+        <w:t>Project Rules &amp; Regulation (SDLC) Software deve life cycle</w:t>
       </w:r>
     </w:p>
     <w:p>
@@ -1589,30 +1528,14 @@
           <w:rFonts w:ascii="Arial" w:eastAsia="Times New Roman" w:hAnsi="Arial" w:cs="Arial"/>
           <w:color w:val="000000"/>
         </w:rPr>
-        <w:t xml:space="preserve">Signup by </w:t>
-      </w:r>
-      <w:proofErr w:type="gramStart"/>
-      <w:r>
-        <w:rPr>
-          <w:rFonts w:ascii="Arial" w:eastAsia="Times New Roman" w:hAnsi="Arial" w:cs="Arial"/>
-          <w:color w:val="000000"/>
-        </w:rPr>
-        <w:t>admin</w:t>
-      </w:r>
-      <w:r>
-        <w:rPr>
-          <w:rFonts w:ascii="Arial" w:eastAsia="Times New Roman" w:hAnsi="Arial" w:cs="Arial"/>
-          <w:color w:val="000000"/>
-        </w:rPr>
-        <w:t>(</w:t>
-      </w:r>
-      <w:proofErr w:type="gramEnd"/>
-      <w:r>
-        <w:rPr>
-          <w:rFonts w:ascii="Arial" w:eastAsia="Times New Roman" w:hAnsi="Arial" w:cs="Arial"/>
-          <w:color w:val="000000"/>
-        </w:rPr>
-        <w:t>add employee)</w:t>
+        <w:t>Signup by admin</w:t>
+      </w:r>
+      <w:r>
+        <w:rPr>
+          <w:rFonts w:ascii="Arial" w:eastAsia="Times New Roman" w:hAnsi="Arial" w:cs="Arial"/>
+          <w:color w:val="000000"/>
+        </w:rPr>
+        <w:t>(add employee)</w:t>
       </w:r>
     </w:p>
     <w:p>
@@ -1655,33 +1578,8 @@
           <w:rFonts w:ascii="Arial" w:eastAsia="Times New Roman" w:hAnsi="Arial" w:cs="Arial"/>
           <w:color w:val="000000"/>
         </w:rPr>
-        <w:t xml:space="preserve">  add / </w:t>
-      </w:r>
-      <w:proofErr w:type="spellStart"/>
-      <w:r>
-        <w:rPr>
-          <w:rFonts w:ascii="Arial" w:eastAsia="Times New Roman" w:hAnsi="Arial" w:cs="Arial"/>
-          <w:color w:val="000000"/>
-        </w:rPr>
-        <w:t>upd</w:t>
-      </w:r>
-      <w:proofErr w:type="spellEnd"/>
-      <w:r>
-        <w:rPr>
-          <w:rFonts w:ascii="Arial" w:eastAsia="Times New Roman" w:hAnsi="Arial" w:cs="Arial"/>
-          <w:color w:val="000000"/>
-        </w:rPr>
-        <w:t xml:space="preserve"> / </w:t>
-      </w:r>
-      <w:proofErr w:type="gramStart"/>
-      <w:r>
-        <w:rPr>
-          <w:rFonts w:ascii="Arial" w:eastAsia="Times New Roman" w:hAnsi="Arial" w:cs="Arial"/>
-          <w:color w:val="000000"/>
-        </w:rPr>
-        <w:t>del</w:t>
-      </w:r>
-      <w:proofErr w:type="gramEnd"/>
+        <w:t xml:space="preserve">  add / upd / del</w:t>
+      </w:r>
       <w:r>
         <w:rPr>
           <w:rFonts w:ascii="Arial" w:eastAsia="Times New Roman" w:hAnsi="Arial" w:cs="Arial"/>
@@ -2649,56 +2547,15 @@
           <w:rFonts w:ascii="Arial" w:eastAsia="Times New Roman" w:hAnsi="Arial" w:cs="Arial"/>
           <w:color w:val="000000"/>
         </w:rPr>
-        <w:t xml:space="preserve">Step 4: Define Some </w:t>
-      </w:r>
-      <w:proofErr w:type="gramStart"/>
-      <w:r>
-        <w:rPr>
-          <w:rFonts w:ascii="Arial" w:eastAsia="Times New Roman" w:hAnsi="Arial" w:cs="Arial"/>
-          <w:color w:val="000000"/>
-        </w:rPr>
-        <w:t xml:space="preserve">Diagram </w:t>
-      </w:r>
-      <w:r>
-        <w:rPr>
-          <w:rFonts w:ascii="Arial" w:eastAsia="Times New Roman" w:hAnsi="Arial" w:cs="Arial"/>
-          <w:color w:val="000000"/>
-        </w:rPr>
-        <w:t>:</w:t>
-      </w:r>
-      <w:proofErr w:type="gramEnd"/>
-      <w:r>
-        <w:rPr>
-          <w:rFonts w:ascii="Arial" w:eastAsia="Times New Roman" w:hAnsi="Arial" w:cs="Arial"/>
-          <w:color w:val="000000"/>
-        </w:rPr>
-        <w:t xml:space="preserve"> </w:t>
-      </w:r>
-      <w:proofErr w:type="spellStart"/>
-      <w:r>
-        <w:rPr>
-          <w:rFonts w:ascii="Arial" w:eastAsia="Times New Roman" w:hAnsi="Arial" w:cs="Arial"/>
-          <w:color w:val="000000"/>
-        </w:rPr>
-        <w:t>Mysql</w:t>
-      </w:r>
-      <w:proofErr w:type="spellEnd"/>
-      <w:r>
-        <w:rPr>
-          <w:rFonts w:ascii="Arial" w:eastAsia="Times New Roman" w:hAnsi="Arial" w:cs="Arial"/>
-          <w:color w:val="000000"/>
-        </w:rPr>
-        <w:t xml:space="preserve"> Table/</w:t>
-      </w:r>
-      <w:proofErr w:type="spellStart"/>
-      <w:r>
-        <w:rPr>
-          <w:rFonts w:ascii="Arial" w:eastAsia="Times New Roman" w:hAnsi="Arial" w:cs="Arial"/>
-          <w:color w:val="000000"/>
-        </w:rPr>
-        <w:t>databse</w:t>
-      </w:r>
-      <w:proofErr w:type="spellEnd"/>
+        <w:t xml:space="preserve">Step 4: Define Some Diagram </w:t>
+      </w:r>
+      <w:r>
+        <w:rPr>
+          <w:rFonts w:ascii="Arial" w:eastAsia="Times New Roman" w:hAnsi="Arial" w:cs="Arial"/>
+          <w:color w:val="000000"/>
+        </w:rPr>
+        <w:t>: Mysql Table/databse</w:t>
+      </w:r>
     </w:p>
     <w:p>
       <w:pPr>
@@ -5210,23 +5067,7 @@
           <w:rFonts w:ascii="Arial" w:eastAsia="Times New Roman" w:hAnsi="Arial" w:cs="Arial"/>
           <w:color w:val="000000"/>
         </w:rPr>
-        <w:t xml:space="preserve">Step </w:t>
-      </w:r>
-      <w:proofErr w:type="gramStart"/>
-      <w:r>
-        <w:rPr>
-          <w:rFonts w:ascii="Arial" w:eastAsia="Times New Roman" w:hAnsi="Arial" w:cs="Arial"/>
-          <w:color w:val="000000"/>
-        </w:rPr>
-        <w:t>6 :</w:t>
-      </w:r>
-      <w:proofErr w:type="gramEnd"/>
-      <w:r>
-        <w:rPr>
-          <w:rFonts w:ascii="Arial" w:eastAsia="Times New Roman" w:hAnsi="Arial" w:cs="Arial"/>
-          <w:color w:val="000000"/>
-        </w:rPr>
-        <w:t xml:space="preserve"> Define Each table column / </w:t>
+        <w:t xml:space="preserve">Step 6 : Define Each table column / </w:t>
       </w:r>
       <w:r>
         <w:rPr>
@@ -5342,7 +5183,6 @@
           <w:color w:val="000000"/>
         </w:rPr>
       </w:pPr>
-      <w:proofErr w:type="gramStart"/>
       <w:r>
         <w:rPr>
           <w:rFonts w:ascii="Arial" w:eastAsia="Times New Roman" w:hAnsi="Arial" w:cs="Arial"/>
@@ -5357,7 +5197,6 @@
         </w:rPr>
         <w:t>.tbl</w:t>
       </w:r>
-      <w:proofErr w:type="gramEnd"/>
       <w:r>
         <w:rPr>
           <w:rFonts w:ascii="Arial" w:eastAsia="Times New Roman" w:hAnsi="Arial" w:cs="Arial"/>
@@ -5386,16 +5225,270 @@
           <w:color w:val="000000"/>
         </w:rPr>
       </w:pPr>
-      <w:proofErr w:type="gramStart"/>
-      <w:r>
-        <w:rPr>
-          <w:rFonts w:ascii="Arial" w:eastAsia="Times New Roman" w:hAnsi="Arial" w:cs="Arial"/>
-          <w:b/>
-          <w:color w:val="000000"/>
-        </w:rPr>
-        <w:t>id</w:t>
-      </w:r>
-      <w:proofErr w:type="gramEnd"/>
+      <w:r>
+        <w:rPr>
+          <w:rFonts w:ascii="Arial" w:eastAsia="Times New Roman" w:hAnsi="Arial" w:cs="Arial"/>
+          <w:b/>
+          <w:color w:val="000000"/>
+        </w:rPr>
+        <w:t xml:space="preserve">id </w:t>
+      </w:r>
+      <w:r>
+        <w:rPr>
+          <w:rFonts w:ascii="Arial" w:eastAsia="Times New Roman" w:hAnsi="Arial" w:cs="Arial"/>
+          <w:b/>
+          <w:color w:val="000000"/>
+        </w:rPr>
+        <w:tab/>
+        <w:t xml:space="preserve">pk </w:t>
+      </w:r>
+      <w:r>
+        <w:rPr>
+          <w:rFonts w:ascii="Arial" w:eastAsia="Times New Roman" w:hAnsi="Arial" w:cs="Arial"/>
+          <w:b/>
+          <w:color w:val="000000"/>
+        </w:rPr>
+        <w:t xml:space="preserve">    </w:t>
+      </w:r>
+      <w:r>
+        <w:rPr>
+          <w:rFonts w:ascii="Arial" w:eastAsia="Times New Roman" w:hAnsi="Arial" w:cs="Arial"/>
+          <w:b/>
+          <w:color w:val="000000"/>
+        </w:rPr>
+        <w:t xml:space="preserve">auto_increement </w:t>
+      </w:r>
+    </w:p>
+    <w:p>
+      <w:pPr>
+        <w:spacing w:after="0" w:line="240" w:lineRule="auto"/>
+        <w:ind w:left="720" w:firstLine="720"/>
+        <w:rPr>
+          <w:rFonts w:ascii="Arial" w:eastAsia="Times New Roman" w:hAnsi="Arial" w:cs="Arial"/>
+          <w:color w:val="000000"/>
+        </w:rPr>
+      </w:pPr>
+      <w:r>
+        <w:rPr>
+          <w:rFonts w:ascii="Arial" w:eastAsia="Times New Roman" w:hAnsi="Arial" w:cs="Arial"/>
+          <w:color w:val="000000"/>
+        </w:rPr>
+        <w:t>name</w:t>
+      </w:r>
+    </w:p>
+    <w:p>
+      <w:pPr>
+        <w:spacing w:after="0" w:line="240" w:lineRule="auto"/>
+        <w:ind w:left="720" w:firstLine="720"/>
+        <w:rPr>
+          <w:rFonts w:ascii="Arial" w:eastAsia="Times New Roman" w:hAnsi="Arial" w:cs="Arial"/>
+          <w:color w:val="000000"/>
+        </w:rPr>
+      </w:pPr>
+      <w:r>
+        <w:rPr>
+          <w:rFonts w:ascii="Arial" w:eastAsia="Times New Roman" w:hAnsi="Arial" w:cs="Arial"/>
+          <w:color w:val="000000"/>
+        </w:rPr>
+        <w:t>email</w:t>
+      </w:r>
+    </w:p>
+    <w:p>
+      <w:pPr>
+        <w:spacing w:after="0" w:line="240" w:lineRule="auto"/>
+        <w:ind w:left="720" w:firstLine="720"/>
+        <w:rPr>
+          <w:rFonts w:ascii="Arial" w:eastAsia="Times New Roman" w:hAnsi="Arial" w:cs="Arial"/>
+          <w:color w:val="000000"/>
+        </w:rPr>
+      </w:pPr>
+      <w:r>
+        <w:rPr>
+          <w:rFonts w:ascii="Arial" w:eastAsia="Times New Roman" w:hAnsi="Arial" w:cs="Arial"/>
+          <w:color w:val="000000"/>
+        </w:rPr>
+        <w:t>password</w:t>
+      </w:r>
+    </w:p>
+    <w:p>
+      <w:pPr>
+        <w:spacing w:after="0" w:line="240" w:lineRule="auto"/>
+        <w:ind w:left="720" w:firstLine="720"/>
+        <w:rPr>
+          <w:rFonts w:ascii="Arial" w:eastAsia="Times New Roman" w:hAnsi="Arial" w:cs="Arial"/>
+          <w:b/>
+          <w:color w:val="000000"/>
+        </w:rPr>
+      </w:pPr>
+    </w:p>
+    <w:p>
+      <w:pPr>
+        <w:spacing w:after="0" w:line="240" w:lineRule="auto"/>
+        <w:ind w:left="720" w:firstLine="720"/>
+        <w:rPr>
+          <w:rFonts w:ascii="Arial" w:eastAsia="Times New Roman" w:hAnsi="Arial" w:cs="Arial"/>
+          <w:color w:val="000000"/>
+        </w:rPr>
+      </w:pPr>
+    </w:p>
+    <w:p>
+      <w:pPr>
+        <w:spacing w:after="0" w:line="240" w:lineRule="auto"/>
+        <w:ind w:left="720" w:firstLine="720"/>
+        <w:rPr>
+          <w:rFonts w:ascii="Arial" w:eastAsia="Times New Roman" w:hAnsi="Arial" w:cs="Arial"/>
+          <w:color w:val="000000"/>
+        </w:rPr>
+      </w:pPr>
+      <w:r>
+        <w:rPr>
+          <w:rFonts w:ascii="Arial" w:eastAsia="Times New Roman" w:hAnsi="Arial" w:cs="Arial"/>
+          <w:color w:val="000000"/>
+        </w:rPr>
+        <w:t>categories.tbl</w:t>
+      </w:r>
+      <w:r>
+        <w:rPr>
+          <w:rFonts w:ascii="Arial" w:eastAsia="Times New Roman" w:hAnsi="Arial" w:cs="Arial"/>
+          <w:color w:val="000000"/>
+        </w:rPr>
+        <w:t xml:space="preserve">         column : 3  / form : 2</w:t>
+      </w:r>
+    </w:p>
+    <w:p>
+      <w:pPr>
+        <w:spacing w:after="0" w:line="240" w:lineRule="auto"/>
+        <w:ind w:left="720" w:firstLine="720"/>
+        <w:rPr>
+          <w:rFonts w:ascii="Arial" w:eastAsia="Times New Roman" w:hAnsi="Arial" w:cs="Arial"/>
+          <w:b/>
+          <w:color w:val="000000"/>
+        </w:rPr>
+      </w:pPr>
+    </w:p>
+    <w:p>
+      <w:pPr>
+        <w:spacing w:after="0" w:line="240" w:lineRule="auto"/>
+        <w:ind w:left="720" w:firstLine="720"/>
+        <w:rPr>
+          <w:rFonts w:ascii="Arial" w:eastAsia="Times New Roman" w:hAnsi="Arial" w:cs="Arial"/>
+          <w:b/>
+          <w:color w:val="000000"/>
+        </w:rPr>
+      </w:pPr>
+      <w:r>
+        <w:rPr>
+          <w:rFonts w:ascii="Arial" w:eastAsia="Times New Roman" w:hAnsi="Arial" w:cs="Arial"/>
+          <w:b/>
+          <w:color w:val="000000"/>
+        </w:rPr>
+        <w:t xml:space="preserve">id </w:t>
+      </w:r>
+      <w:r>
+        <w:rPr>
+          <w:rFonts w:ascii="Arial" w:eastAsia="Times New Roman" w:hAnsi="Arial" w:cs="Arial"/>
+          <w:b/>
+          <w:color w:val="000000"/>
+        </w:rPr>
+        <w:tab/>
+        <w:t xml:space="preserve">pk </w:t>
+      </w:r>
+      <w:r>
+        <w:rPr>
+          <w:rFonts w:ascii="Arial" w:eastAsia="Times New Roman" w:hAnsi="Arial" w:cs="Arial"/>
+          <w:b/>
+          <w:color w:val="000000"/>
+        </w:rPr>
+        <w:t xml:space="preserve">    </w:t>
+      </w:r>
+      <w:r>
+        <w:rPr>
+          <w:rFonts w:ascii="Arial" w:eastAsia="Times New Roman" w:hAnsi="Arial" w:cs="Arial"/>
+          <w:b/>
+          <w:color w:val="000000"/>
+        </w:rPr>
+        <w:t xml:space="preserve">auto_increement </w:t>
+      </w:r>
+      <w:r>
+        <w:rPr>
+          <w:rFonts w:ascii="Arial" w:eastAsia="Times New Roman" w:hAnsi="Arial" w:cs="Arial"/>
+          <w:b/>
+          <w:color w:val="000000"/>
+        </w:rPr>
+        <w:t xml:space="preserve">     1</w:t>
+      </w:r>
+    </w:p>
+    <w:p>
+      <w:pPr>
+        <w:spacing w:after="0" w:line="240" w:lineRule="auto"/>
+        <w:ind w:left="720" w:firstLine="720"/>
+        <w:rPr>
+          <w:rFonts w:ascii="Arial" w:eastAsia="Times New Roman" w:hAnsi="Arial" w:cs="Arial"/>
+          <w:color w:val="000000"/>
+        </w:rPr>
+      </w:pPr>
+      <w:r>
+        <w:rPr>
+          <w:rFonts w:ascii="Arial" w:eastAsia="Times New Roman" w:hAnsi="Arial" w:cs="Arial"/>
+          <w:color w:val="000000"/>
+        </w:rPr>
+        <w:t>name</w:t>
+      </w:r>
+      <w:r>
+        <w:rPr>
+          <w:rFonts w:ascii="Arial" w:eastAsia="Times New Roman" w:hAnsi="Arial" w:cs="Arial"/>
+          <w:color w:val="000000"/>
+        </w:rPr>
+        <w:tab/>
+      </w:r>
+      <w:r>
+        <w:rPr>
+          <w:rFonts w:ascii="Arial" w:eastAsia="Times New Roman" w:hAnsi="Arial" w:cs="Arial"/>
+          <w:color w:val="000000"/>
+        </w:rPr>
+        <w:tab/>
+      </w:r>
+      <w:r>
+        <w:rPr>
+          <w:rFonts w:ascii="Arial" w:eastAsia="Times New Roman" w:hAnsi="Arial" w:cs="Arial"/>
+          <w:color w:val="000000"/>
+        </w:rPr>
+        <w:tab/>
+      </w:r>
+      <w:r>
+        <w:rPr>
+          <w:rFonts w:ascii="Arial" w:eastAsia="Times New Roman" w:hAnsi="Arial" w:cs="Arial"/>
+          <w:color w:val="000000"/>
+        </w:rPr>
+        <w:tab/>
+        <w:t xml:space="preserve">         khakhara</w:t>
+      </w:r>
+      <w:r>
+        <w:rPr>
+          <w:rFonts w:ascii="Arial" w:eastAsia="Times New Roman" w:hAnsi="Arial" w:cs="Arial"/>
+          <w:color w:val="000000"/>
+        </w:rPr>
+        <w:tab/>
+        <w:t xml:space="preserve">   </w:t>
+      </w:r>
+    </w:p>
+    <w:p>
+      <w:pPr>
+        <w:spacing w:after="0" w:line="240" w:lineRule="auto"/>
+        <w:ind w:left="720" w:firstLine="720"/>
+        <w:rPr>
+          <w:rFonts w:ascii="Arial" w:eastAsia="Times New Roman" w:hAnsi="Arial" w:cs="Arial"/>
+          <w:b/>
+          <w:color w:val="000000"/>
+        </w:rPr>
+      </w:pPr>
+      <w:r>
+        <w:rPr>
+          <w:rFonts w:ascii="Arial" w:eastAsia="Times New Roman" w:hAnsi="Arial" w:cs="Arial"/>
+          <w:color w:val="000000"/>
+        </w:rPr>
+        <w:t>image</w:t>
+      </w:r>
       <w:r>
         <w:rPr>
           <w:rFonts w:ascii="Arial" w:eastAsia="Times New Roman" w:hAnsi="Arial" w:cs="Arial"/>
@@ -5412,23 +5505,195 @@
         </w:rPr>
         <w:tab/>
       </w:r>
-      <w:proofErr w:type="spellStart"/>
-      <w:r>
-        <w:rPr>
-          <w:rFonts w:ascii="Arial" w:eastAsia="Times New Roman" w:hAnsi="Arial" w:cs="Arial"/>
-          <w:b/>
-          <w:color w:val="000000"/>
-        </w:rPr>
-        <w:t>pk</w:t>
-      </w:r>
-      <w:proofErr w:type="spellEnd"/>
-      <w:r>
-        <w:rPr>
-          <w:rFonts w:ascii="Arial" w:eastAsia="Times New Roman" w:hAnsi="Arial" w:cs="Arial"/>
-          <w:b/>
-          <w:color w:val="000000"/>
-        </w:rPr>
-        <w:t xml:space="preserve"> </w:t>
+      <w:r>
+        <w:rPr>
+          <w:rFonts w:ascii="Arial" w:eastAsia="Times New Roman" w:hAnsi="Arial" w:cs="Arial"/>
+          <w:b/>
+          <w:color w:val="000000"/>
+        </w:rPr>
+        <w:tab/>
+      </w:r>
+      <w:r>
+        <w:rPr>
+          <w:rFonts w:ascii="Arial" w:eastAsia="Times New Roman" w:hAnsi="Arial" w:cs="Arial"/>
+          <w:b/>
+          <w:color w:val="000000"/>
+        </w:rPr>
+        <w:tab/>
+      </w:r>
+      <w:r>
+        <w:rPr>
+          <w:rFonts w:ascii="Arial" w:eastAsia="Times New Roman" w:hAnsi="Arial" w:cs="Arial"/>
+          <w:b/>
+          <w:color w:val="000000"/>
+        </w:rPr>
+        <w:tab/>
+        <w:t xml:space="preserve">         khakhara.jpg</w:t>
+      </w:r>
+      <w:r>
+        <w:rPr>
+          <w:rFonts w:ascii="Arial" w:eastAsia="Times New Roman" w:hAnsi="Arial" w:cs="Arial"/>
+          <w:b/>
+          <w:color w:val="000000"/>
+        </w:rPr>
+        <w:tab/>
+      </w:r>
+    </w:p>
+    <w:p>
+      <w:pPr>
+        <w:spacing w:after="0" w:line="240" w:lineRule="auto"/>
+        <w:ind w:left="720" w:firstLine="720"/>
+        <w:rPr>
+          <w:rFonts w:ascii="Arial" w:eastAsia="Times New Roman" w:hAnsi="Arial" w:cs="Arial"/>
+          <w:color w:val="000000"/>
+        </w:rPr>
+      </w:pPr>
+    </w:p>
+    <w:p>
+      <w:pPr>
+        <w:spacing w:after="0" w:line="240" w:lineRule="auto"/>
+        <w:ind w:left="720" w:firstLine="720"/>
+        <w:rPr>
+          <w:rFonts w:ascii="Arial" w:eastAsia="Times New Roman" w:hAnsi="Arial" w:cs="Arial"/>
+          <w:color w:val="000000"/>
+        </w:rPr>
+      </w:pPr>
+    </w:p>
+    <w:p>
+      <w:pPr>
+        <w:spacing w:after="0" w:line="240" w:lineRule="auto"/>
+        <w:ind w:left="720" w:firstLine="720"/>
+        <w:rPr>
+          <w:rFonts w:ascii="Arial" w:eastAsia="Times New Roman" w:hAnsi="Arial" w:cs="Arial"/>
+          <w:color w:val="000000"/>
+        </w:rPr>
+      </w:pPr>
+      <w:r>
+        <w:rPr>
+          <w:rFonts w:ascii="Arial" w:eastAsia="Times New Roman" w:hAnsi="Arial" w:cs="Arial"/>
+          <w:color w:val="000000"/>
+        </w:rPr>
+        <w:t xml:space="preserve">10 categories </w:t>
+      </w:r>
+    </w:p>
+    <w:p>
+      <w:pPr>
+        <w:spacing w:after="0" w:line="240" w:lineRule="auto"/>
+        <w:ind w:left="720" w:firstLine="720"/>
+        <w:rPr>
+          <w:rFonts w:ascii="Arial" w:eastAsia="Times New Roman" w:hAnsi="Arial" w:cs="Arial"/>
+          <w:color w:val="000000"/>
+        </w:rPr>
+      </w:pPr>
+    </w:p>
+    <w:p>
+      <w:pPr>
+        <w:spacing w:after="0" w:line="240" w:lineRule="auto"/>
+        <w:ind w:left="720" w:firstLine="720"/>
+        <w:rPr>
+          <w:rFonts w:ascii="Arial" w:eastAsia="Times New Roman" w:hAnsi="Arial" w:cs="Arial"/>
+          <w:color w:val="000000"/>
+        </w:rPr>
+      </w:pPr>
+    </w:p>
+    <w:p>
+      <w:pPr>
+        <w:spacing w:after="0" w:line="240" w:lineRule="auto"/>
+        <w:ind w:left="720" w:firstLine="720"/>
+        <w:rPr>
+          <w:rFonts w:ascii="Arial" w:eastAsia="Times New Roman" w:hAnsi="Arial" w:cs="Arial"/>
+          <w:color w:val="000000"/>
+        </w:rPr>
+      </w:pPr>
+    </w:p>
+    <w:p>
+      <w:pPr>
+        <w:spacing w:after="0" w:line="240" w:lineRule="auto"/>
+        <w:ind w:left="720" w:firstLine="720"/>
+        <w:rPr>
+          <w:rFonts w:ascii="Arial" w:eastAsia="Times New Roman" w:hAnsi="Arial" w:cs="Arial"/>
+          <w:color w:val="000000"/>
+        </w:rPr>
+      </w:pPr>
+    </w:p>
+    <w:p>
+      <w:pPr>
+        <w:spacing w:after="0" w:line="240" w:lineRule="auto"/>
+        <w:ind w:left="720" w:firstLine="720"/>
+        <w:rPr>
+          <w:rFonts w:ascii="Arial" w:eastAsia="Times New Roman" w:hAnsi="Arial" w:cs="Arial"/>
+          <w:color w:val="000000"/>
+        </w:rPr>
+      </w:pPr>
+    </w:p>
+    <w:p>
+      <w:pPr>
+        <w:spacing w:after="0" w:line="240" w:lineRule="auto"/>
+        <w:ind w:left="720" w:firstLine="720"/>
+        <w:rPr>
+          <w:rFonts w:ascii="Arial" w:eastAsia="Times New Roman" w:hAnsi="Arial" w:cs="Arial"/>
+          <w:color w:val="000000"/>
+        </w:rPr>
+      </w:pPr>
+      <w:r>
+        <w:rPr>
+          <w:rFonts w:ascii="Arial" w:eastAsia="Times New Roman" w:hAnsi="Arial" w:cs="Arial"/>
+          <w:color w:val="000000"/>
+        </w:rPr>
+        <w:t>subcategories              form 3   / column 4</w:t>
+      </w:r>
+    </w:p>
+    <w:p>
+      <w:pPr>
+        <w:spacing w:after="0" w:line="240" w:lineRule="auto"/>
+        <w:ind w:left="720" w:firstLine="720"/>
+        <w:rPr>
+          <w:rFonts w:ascii="Arial" w:eastAsia="Times New Roman" w:hAnsi="Arial" w:cs="Arial"/>
+          <w:color w:val="000000"/>
+        </w:rPr>
+      </w:pPr>
+    </w:p>
+    <w:p>
+      <w:pPr>
+        <w:spacing w:after="0" w:line="240" w:lineRule="auto"/>
+        <w:ind w:left="720" w:firstLine="720"/>
+        <w:rPr>
+          <w:rFonts w:ascii="Arial" w:eastAsia="Times New Roman" w:hAnsi="Arial" w:cs="Arial"/>
+          <w:b/>
+          <w:color w:val="000000"/>
+        </w:rPr>
+      </w:pPr>
+      <w:r>
+        <w:rPr>
+          <w:rFonts w:ascii="Arial" w:eastAsia="Times New Roman" w:hAnsi="Arial" w:cs="Arial"/>
+          <w:b/>
+          <w:color w:val="000000"/>
+        </w:rPr>
+        <w:t xml:space="preserve">id </w:t>
+      </w:r>
+      <w:r>
+        <w:rPr>
+          <w:rFonts w:ascii="Arial" w:eastAsia="Times New Roman" w:hAnsi="Arial" w:cs="Arial"/>
+          <w:b/>
+          <w:color w:val="000000"/>
+        </w:rPr>
+        <w:tab/>
+      </w:r>
+      <w:r>
+        <w:rPr>
+          <w:rFonts w:ascii="Arial" w:eastAsia="Times New Roman" w:hAnsi="Arial" w:cs="Arial"/>
+          <w:b/>
+          <w:color w:val="000000"/>
+        </w:rPr>
+        <w:tab/>
+      </w:r>
+      <w:r>
+        <w:rPr>
+          <w:rFonts w:ascii="Arial" w:eastAsia="Times New Roman" w:hAnsi="Arial" w:cs="Arial"/>
+          <w:b/>
+          <w:color w:val="000000"/>
+        </w:rPr>
+        <w:t xml:space="preserve">pk </w:t>
       </w:r>
       <w:r>
         <w:rPr>
@@ -5438,23 +5703,13 @@
         </w:rPr>
         <w:t xml:space="preserve">    </w:t>
       </w:r>
-      <w:proofErr w:type="spellStart"/>
-      <w:r>
-        <w:rPr>
-          <w:rFonts w:ascii="Arial" w:eastAsia="Times New Roman" w:hAnsi="Arial" w:cs="Arial"/>
-          <w:b/>
-          <w:color w:val="000000"/>
-        </w:rPr>
-        <w:t>auto_increement</w:t>
-      </w:r>
-      <w:proofErr w:type="spellEnd"/>
-      <w:r>
-        <w:rPr>
-          <w:rFonts w:ascii="Arial" w:eastAsia="Times New Roman" w:hAnsi="Arial" w:cs="Arial"/>
-          <w:b/>
-          <w:color w:val="000000"/>
-        </w:rPr>
-        <w:t xml:space="preserve"> </w:t>
+      <w:r>
+        <w:rPr>
+          <w:rFonts w:ascii="Arial" w:eastAsia="Times New Roman" w:hAnsi="Arial" w:cs="Arial"/>
+          <w:b/>
+          <w:color w:val="000000"/>
+        </w:rPr>
+        <w:t xml:space="preserve">auto_increement </w:t>
       </w:r>
     </w:p>
     <w:p>
@@ -5466,7 +5721,38 @@
           <w:color w:val="000000"/>
         </w:rPr>
       </w:pPr>
-      <w:proofErr w:type="gramStart"/>
+      <w:r>
+        <w:rPr>
+          <w:rFonts w:ascii="Arial" w:eastAsia="Times New Roman" w:hAnsi="Arial" w:cs="Arial"/>
+          <w:color w:val="000000"/>
+        </w:rPr>
+        <w:t xml:space="preserve">cate_id   </w:t>
+      </w:r>
+      <w:r>
+        <w:rPr>
+          <w:rFonts w:ascii="Arial" w:eastAsia="Times New Roman" w:hAnsi="Arial" w:cs="Arial"/>
+          <w:color w:val="000000"/>
+        </w:rPr>
+        <w:tab/>
+        <w:t>fk</w:t>
+      </w:r>
+    </w:p>
+    <w:p>
+      <w:pPr>
+        <w:spacing w:after="0" w:line="240" w:lineRule="auto"/>
+        <w:ind w:left="720" w:firstLine="720"/>
+        <w:rPr>
+          <w:rFonts w:ascii="Arial" w:eastAsia="Times New Roman" w:hAnsi="Arial" w:cs="Arial"/>
+          <w:color w:val="000000"/>
+        </w:rPr>
+      </w:pPr>
+      <w:r>
+        <w:rPr>
+          <w:rFonts w:ascii="Arial" w:eastAsia="Times New Roman" w:hAnsi="Arial" w:cs="Arial"/>
+          <w:color w:val="000000"/>
+        </w:rPr>
+        <w:t>sub_cate</w:t>
+      </w:r>
       <w:r>
         <w:rPr>
           <w:rFonts w:ascii="Arial" w:eastAsia="Times New Roman" w:hAnsi="Arial" w:cs="Arial"/>
@@ -5474,7 +5760,6 @@
         </w:rPr>
         <w:t>name</w:t>
       </w:r>
-      <w:proofErr w:type="gramEnd"/>
     </w:p>
     <w:p>
       <w:pPr>
@@ -5482,612 +5767,10 @@
         <w:ind w:left="720" w:firstLine="720"/>
         <w:rPr>
           <w:rFonts w:ascii="Arial" w:eastAsia="Times New Roman" w:hAnsi="Arial" w:cs="Arial"/>
-          <w:color w:val="000000"/>
-        </w:rPr>
-      </w:pPr>
-      <w:proofErr w:type="gramStart"/>
-      <w:r>
-        <w:rPr>
-          <w:rFonts w:ascii="Arial" w:eastAsia="Times New Roman" w:hAnsi="Arial" w:cs="Arial"/>
-          <w:color w:val="000000"/>
-        </w:rPr>
-        <w:t>email</w:t>
-      </w:r>
-      <w:proofErr w:type="gramEnd"/>
-    </w:p>
-    <w:p>
-      <w:pPr>
-        <w:spacing w:after="0" w:line="240" w:lineRule="auto"/>
-        <w:ind w:left="720" w:firstLine="720"/>
-        <w:rPr>
-          <w:rFonts w:ascii="Arial" w:eastAsia="Times New Roman" w:hAnsi="Arial" w:cs="Arial"/>
-          <w:color w:val="000000"/>
-        </w:rPr>
-      </w:pPr>
-      <w:proofErr w:type="gramStart"/>
-      <w:r>
-        <w:rPr>
-          <w:rFonts w:ascii="Arial" w:eastAsia="Times New Roman" w:hAnsi="Arial" w:cs="Arial"/>
-          <w:color w:val="000000"/>
-        </w:rPr>
-        <w:t>password</w:t>
-      </w:r>
-      <w:proofErr w:type="gramEnd"/>
-    </w:p>
-    <w:p>
-      <w:pPr>
-        <w:spacing w:after="0" w:line="240" w:lineRule="auto"/>
-        <w:ind w:left="720" w:firstLine="720"/>
-        <w:rPr>
-          <w:rFonts w:ascii="Arial" w:eastAsia="Times New Roman" w:hAnsi="Arial" w:cs="Arial"/>
-          <w:b/>
-          <w:color w:val="000000"/>
-        </w:rPr>
-      </w:pPr>
-    </w:p>
-    <w:p>
-      <w:pPr>
-        <w:spacing w:after="0" w:line="240" w:lineRule="auto"/>
-        <w:ind w:left="720" w:firstLine="720"/>
-        <w:rPr>
-          <w:rFonts w:ascii="Arial" w:eastAsia="Times New Roman" w:hAnsi="Arial" w:cs="Arial"/>
-          <w:color w:val="000000"/>
-        </w:rPr>
-      </w:pPr>
-    </w:p>
-    <w:p>
-      <w:pPr>
-        <w:spacing w:after="0" w:line="240" w:lineRule="auto"/>
-        <w:ind w:left="720" w:firstLine="720"/>
-        <w:rPr>
-          <w:rFonts w:ascii="Arial" w:eastAsia="Times New Roman" w:hAnsi="Arial" w:cs="Arial"/>
-          <w:color w:val="000000"/>
-        </w:rPr>
-      </w:pPr>
-      <w:proofErr w:type="gramStart"/>
-      <w:r>
-        <w:rPr>
-          <w:rFonts w:ascii="Arial" w:eastAsia="Times New Roman" w:hAnsi="Arial" w:cs="Arial"/>
-          <w:color w:val="000000"/>
-        </w:rPr>
-        <w:t>categories.tbl</w:t>
-      </w:r>
-      <w:proofErr w:type="gramEnd"/>
-      <w:r>
-        <w:rPr>
-          <w:rFonts w:ascii="Arial" w:eastAsia="Times New Roman" w:hAnsi="Arial" w:cs="Arial"/>
-          <w:color w:val="000000"/>
-        </w:rPr>
-        <w:t xml:space="preserve">         column : 3  / form : 2</w:t>
-      </w:r>
-    </w:p>
-    <w:p>
-      <w:pPr>
-        <w:spacing w:after="0" w:line="240" w:lineRule="auto"/>
-        <w:ind w:left="720" w:firstLine="720"/>
-        <w:rPr>
-          <w:rFonts w:ascii="Arial" w:eastAsia="Times New Roman" w:hAnsi="Arial" w:cs="Arial"/>
-          <w:b/>
-          <w:color w:val="000000"/>
-        </w:rPr>
-      </w:pPr>
-    </w:p>
-    <w:p>
-      <w:pPr>
-        <w:spacing w:after="0" w:line="240" w:lineRule="auto"/>
-        <w:ind w:left="720" w:firstLine="720"/>
-        <w:rPr>
-          <w:rFonts w:ascii="Arial" w:eastAsia="Times New Roman" w:hAnsi="Arial" w:cs="Arial"/>
-          <w:b/>
-          <w:color w:val="000000"/>
-        </w:rPr>
-      </w:pPr>
-      <w:proofErr w:type="gramStart"/>
-      <w:r>
-        <w:rPr>
-          <w:rFonts w:ascii="Arial" w:eastAsia="Times New Roman" w:hAnsi="Arial" w:cs="Arial"/>
-          <w:b/>
-          <w:color w:val="000000"/>
-        </w:rPr>
-        <w:t>id</w:t>
-      </w:r>
-      <w:proofErr w:type="gramEnd"/>
-      <w:r>
-        <w:rPr>
-          <w:rFonts w:ascii="Arial" w:eastAsia="Times New Roman" w:hAnsi="Arial" w:cs="Arial"/>
-          <w:b/>
-          <w:color w:val="000000"/>
-        </w:rPr>
-        <w:t xml:space="preserve"> </w:t>
-      </w:r>
-      <w:r>
-        <w:rPr>
-          <w:rFonts w:ascii="Arial" w:eastAsia="Times New Roman" w:hAnsi="Arial" w:cs="Arial"/>
-          <w:b/>
-          <w:color w:val="000000"/>
-        </w:rPr>
-        <w:tab/>
-      </w:r>
-      <w:proofErr w:type="spellStart"/>
-      <w:r>
-        <w:rPr>
-          <w:rFonts w:ascii="Arial" w:eastAsia="Times New Roman" w:hAnsi="Arial" w:cs="Arial"/>
-          <w:b/>
-          <w:color w:val="000000"/>
-        </w:rPr>
-        <w:t>pk</w:t>
-      </w:r>
-      <w:proofErr w:type="spellEnd"/>
-      <w:r>
-        <w:rPr>
-          <w:rFonts w:ascii="Arial" w:eastAsia="Times New Roman" w:hAnsi="Arial" w:cs="Arial"/>
-          <w:b/>
-          <w:color w:val="000000"/>
-        </w:rPr>
-        <w:t xml:space="preserve"> </w:t>
-      </w:r>
-      <w:r>
-        <w:rPr>
-          <w:rFonts w:ascii="Arial" w:eastAsia="Times New Roman" w:hAnsi="Arial" w:cs="Arial"/>
-          <w:b/>
-          <w:color w:val="000000"/>
-        </w:rPr>
-        <w:t xml:space="preserve">    </w:t>
-      </w:r>
-      <w:proofErr w:type="spellStart"/>
-      <w:r>
-        <w:rPr>
-          <w:rFonts w:ascii="Arial" w:eastAsia="Times New Roman" w:hAnsi="Arial" w:cs="Arial"/>
-          <w:b/>
-          <w:color w:val="000000"/>
-        </w:rPr>
-        <w:t>auto_increement</w:t>
-      </w:r>
-      <w:proofErr w:type="spellEnd"/>
-      <w:r>
-        <w:rPr>
-          <w:rFonts w:ascii="Arial" w:eastAsia="Times New Roman" w:hAnsi="Arial" w:cs="Arial"/>
-          <w:b/>
-          <w:color w:val="000000"/>
-        </w:rPr>
-        <w:t xml:space="preserve"> </w:t>
-      </w:r>
-      <w:r>
-        <w:rPr>
-          <w:rFonts w:ascii="Arial" w:eastAsia="Times New Roman" w:hAnsi="Arial" w:cs="Arial"/>
-          <w:b/>
-          <w:color w:val="000000"/>
-        </w:rPr>
-        <w:t xml:space="preserve">     1</w:t>
-      </w:r>
-    </w:p>
-    <w:p>
-      <w:pPr>
-        <w:spacing w:after="0" w:line="240" w:lineRule="auto"/>
-        <w:ind w:left="720" w:firstLine="720"/>
-        <w:rPr>
-          <w:rFonts w:ascii="Arial" w:eastAsia="Times New Roman" w:hAnsi="Arial" w:cs="Arial"/>
-          <w:color w:val="000000"/>
-        </w:rPr>
-      </w:pPr>
-      <w:proofErr w:type="gramStart"/>
-      <w:r>
-        <w:rPr>
-          <w:rFonts w:ascii="Arial" w:eastAsia="Times New Roman" w:hAnsi="Arial" w:cs="Arial"/>
-          <w:color w:val="000000"/>
-        </w:rPr>
-        <w:t>name</w:t>
-      </w:r>
-      <w:proofErr w:type="gramEnd"/>
-      <w:r>
-        <w:rPr>
-          <w:rFonts w:ascii="Arial" w:eastAsia="Times New Roman" w:hAnsi="Arial" w:cs="Arial"/>
-          <w:color w:val="000000"/>
-        </w:rPr>
-        <w:tab/>
-      </w:r>
-      <w:r>
-        <w:rPr>
-          <w:rFonts w:ascii="Arial" w:eastAsia="Times New Roman" w:hAnsi="Arial" w:cs="Arial"/>
-          <w:color w:val="000000"/>
-        </w:rPr>
-        <w:tab/>
-      </w:r>
-      <w:r>
-        <w:rPr>
-          <w:rFonts w:ascii="Arial" w:eastAsia="Times New Roman" w:hAnsi="Arial" w:cs="Arial"/>
-          <w:color w:val="000000"/>
-        </w:rPr>
-        <w:tab/>
-      </w:r>
-      <w:r>
-        <w:rPr>
-          <w:rFonts w:ascii="Arial" w:eastAsia="Times New Roman" w:hAnsi="Arial" w:cs="Arial"/>
-          <w:color w:val="000000"/>
-        </w:rPr>
-        <w:tab/>
-        <w:t xml:space="preserve">         </w:t>
-      </w:r>
-      <w:proofErr w:type="spellStart"/>
-      <w:r>
-        <w:rPr>
-          <w:rFonts w:ascii="Arial" w:eastAsia="Times New Roman" w:hAnsi="Arial" w:cs="Arial"/>
-          <w:color w:val="000000"/>
-        </w:rPr>
-        <w:t>khakhara</w:t>
-      </w:r>
-      <w:proofErr w:type="spellEnd"/>
-      <w:r>
-        <w:rPr>
-          <w:rFonts w:ascii="Arial" w:eastAsia="Times New Roman" w:hAnsi="Arial" w:cs="Arial"/>
-          <w:color w:val="000000"/>
-        </w:rPr>
-        <w:tab/>
-        <w:t xml:space="preserve">   </w:t>
-      </w:r>
-    </w:p>
-    <w:p>
-      <w:pPr>
-        <w:spacing w:after="0" w:line="240" w:lineRule="auto"/>
-        <w:ind w:left="720" w:firstLine="720"/>
-        <w:rPr>
-          <w:rFonts w:ascii="Arial" w:eastAsia="Times New Roman" w:hAnsi="Arial" w:cs="Arial"/>
-          <w:b/>
-          <w:color w:val="000000"/>
-        </w:rPr>
-      </w:pPr>
-      <w:proofErr w:type="gramStart"/>
-      <w:r>
-        <w:rPr>
-          <w:rFonts w:ascii="Arial" w:eastAsia="Times New Roman" w:hAnsi="Arial" w:cs="Arial"/>
-          <w:color w:val="000000"/>
-        </w:rPr>
-        <w:t>image</w:t>
-      </w:r>
-      <w:proofErr w:type="gramEnd"/>
-      <w:r>
-        <w:rPr>
-          <w:rFonts w:ascii="Arial" w:eastAsia="Times New Roman" w:hAnsi="Arial" w:cs="Arial"/>
-          <w:b/>
-          <w:color w:val="000000"/>
-        </w:rPr>
-        <w:t xml:space="preserve"> </w:t>
-      </w:r>
-      <w:r>
-        <w:rPr>
-          <w:rFonts w:ascii="Arial" w:eastAsia="Times New Roman" w:hAnsi="Arial" w:cs="Arial"/>
-          <w:b/>
-          <w:color w:val="000000"/>
-        </w:rPr>
-        <w:tab/>
-      </w:r>
-      <w:r>
-        <w:rPr>
-          <w:rFonts w:ascii="Arial" w:eastAsia="Times New Roman" w:hAnsi="Arial" w:cs="Arial"/>
-          <w:b/>
-          <w:color w:val="000000"/>
-        </w:rPr>
-        <w:tab/>
-      </w:r>
-      <w:r>
-        <w:rPr>
-          <w:rFonts w:ascii="Arial" w:eastAsia="Times New Roman" w:hAnsi="Arial" w:cs="Arial"/>
-          <w:b/>
-          <w:color w:val="000000"/>
-        </w:rPr>
-        <w:tab/>
-      </w:r>
-      <w:r>
-        <w:rPr>
-          <w:rFonts w:ascii="Arial" w:eastAsia="Times New Roman" w:hAnsi="Arial" w:cs="Arial"/>
-          <w:b/>
-          <w:color w:val="000000"/>
-        </w:rPr>
-        <w:tab/>
-        <w:t xml:space="preserve">         khakhara.jpg</w:t>
-      </w:r>
-      <w:r>
-        <w:rPr>
-          <w:rFonts w:ascii="Arial" w:eastAsia="Times New Roman" w:hAnsi="Arial" w:cs="Arial"/>
-          <w:b/>
-          <w:color w:val="000000"/>
-        </w:rPr>
-        <w:tab/>
-      </w:r>
-    </w:p>
-    <w:p>
-      <w:pPr>
-        <w:spacing w:after="0" w:line="240" w:lineRule="auto"/>
-        <w:ind w:left="720" w:firstLine="720"/>
-        <w:rPr>
-          <w:rFonts w:ascii="Arial" w:eastAsia="Times New Roman" w:hAnsi="Arial" w:cs="Arial"/>
-          <w:color w:val="000000"/>
-        </w:rPr>
-      </w:pPr>
-    </w:p>
-    <w:p>
-      <w:pPr>
-        <w:spacing w:after="0" w:line="240" w:lineRule="auto"/>
-        <w:ind w:left="720" w:firstLine="720"/>
-        <w:rPr>
-          <w:rFonts w:ascii="Arial" w:eastAsia="Times New Roman" w:hAnsi="Arial" w:cs="Arial"/>
-          <w:color w:val="000000"/>
-        </w:rPr>
-      </w:pPr>
-    </w:p>
-    <w:p>
-      <w:pPr>
-        <w:spacing w:after="0" w:line="240" w:lineRule="auto"/>
-        <w:ind w:left="720" w:firstLine="720"/>
-        <w:rPr>
-          <w:rFonts w:ascii="Arial" w:eastAsia="Times New Roman" w:hAnsi="Arial" w:cs="Arial"/>
-          <w:color w:val="000000"/>
-        </w:rPr>
-      </w:pPr>
-      <w:r>
-        <w:rPr>
-          <w:rFonts w:ascii="Arial" w:eastAsia="Times New Roman" w:hAnsi="Arial" w:cs="Arial"/>
-          <w:color w:val="000000"/>
-        </w:rPr>
-        <w:t xml:space="preserve">10 categories </w:t>
-      </w:r>
-    </w:p>
-    <w:p>
-      <w:pPr>
-        <w:spacing w:after="0" w:line="240" w:lineRule="auto"/>
-        <w:ind w:left="720" w:firstLine="720"/>
-        <w:rPr>
-          <w:rFonts w:ascii="Arial" w:eastAsia="Times New Roman" w:hAnsi="Arial" w:cs="Arial"/>
-          <w:color w:val="000000"/>
-        </w:rPr>
-      </w:pPr>
-    </w:p>
-    <w:p>
-      <w:pPr>
-        <w:spacing w:after="0" w:line="240" w:lineRule="auto"/>
-        <w:ind w:left="720" w:firstLine="720"/>
-        <w:rPr>
-          <w:rFonts w:ascii="Arial" w:eastAsia="Times New Roman" w:hAnsi="Arial" w:cs="Arial"/>
-          <w:color w:val="000000"/>
-        </w:rPr>
-      </w:pPr>
-    </w:p>
-    <w:p>
-      <w:pPr>
-        <w:spacing w:after="0" w:line="240" w:lineRule="auto"/>
-        <w:ind w:left="720" w:firstLine="720"/>
-        <w:rPr>
-          <w:rFonts w:ascii="Arial" w:eastAsia="Times New Roman" w:hAnsi="Arial" w:cs="Arial"/>
-          <w:color w:val="000000"/>
-        </w:rPr>
-      </w:pPr>
-    </w:p>
-    <w:p>
-      <w:pPr>
-        <w:spacing w:after="0" w:line="240" w:lineRule="auto"/>
-        <w:ind w:left="720" w:firstLine="720"/>
-        <w:rPr>
-          <w:rFonts w:ascii="Arial" w:eastAsia="Times New Roman" w:hAnsi="Arial" w:cs="Arial"/>
-          <w:color w:val="000000"/>
-        </w:rPr>
-      </w:pPr>
-    </w:p>
-    <w:p>
-      <w:pPr>
-        <w:spacing w:after="0" w:line="240" w:lineRule="auto"/>
-        <w:ind w:left="720" w:firstLine="720"/>
-        <w:rPr>
-          <w:rFonts w:ascii="Arial" w:eastAsia="Times New Roman" w:hAnsi="Arial" w:cs="Arial"/>
-          <w:color w:val="000000"/>
-        </w:rPr>
-      </w:pPr>
-    </w:p>
-    <w:p>
-      <w:pPr>
-        <w:spacing w:after="0" w:line="240" w:lineRule="auto"/>
-        <w:ind w:left="720" w:firstLine="720"/>
-        <w:rPr>
-          <w:rFonts w:ascii="Arial" w:eastAsia="Times New Roman" w:hAnsi="Arial" w:cs="Arial"/>
-          <w:color w:val="000000"/>
-        </w:rPr>
-      </w:pPr>
-      <w:proofErr w:type="gramStart"/>
-      <w:r>
-        <w:rPr>
-          <w:rFonts w:ascii="Arial" w:eastAsia="Times New Roman" w:hAnsi="Arial" w:cs="Arial"/>
-          <w:color w:val="000000"/>
-        </w:rPr>
-        <w:t>subcategories</w:t>
-      </w:r>
-      <w:proofErr w:type="gramEnd"/>
-      <w:r>
-        <w:rPr>
-          <w:rFonts w:ascii="Arial" w:eastAsia="Times New Roman" w:hAnsi="Arial" w:cs="Arial"/>
-          <w:color w:val="000000"/>
-        </w:rPr>
-        <w:t xml:space="preserve">              form 3   / column 4</w:t>
-      </w:r>
-    </w:p>
-    <w:p>
-      <w:pPr>
-        <w:spacing w:after="0" w:line="240" w:lineRule="auto"/>
-        <w:ind w:left="720" w:firstLine="720"/>
-        <w:rPr>
-          <w:rFonts w:ascii="Arial" w:eastAsia="Times New Roman" w:hAnsi="Arial" w:cs="Arial"/>
-          <w:color w:val="000000"/>
-        </w:rPr>
-      </w:pPr>
-    </w:p>
-    <w:p>
-      <w:pPr>
-        <w:spacing w:after="0" w:line="240" w:lineRule="auto"/>
-        <w:ind w:left="720" w:firstLine="720"/>
-        <w:rPr>
-          <w:rFonts w:ascii="Arial" w:eastAsia="Times New Roman" w:hAnsi="Arial" w:cs="Arial"/>
-          <w:b/>
-          <w:color w:val="000000"/>
-        </w:rPr>
-      </w:pPr>
-      <w:proofErr w:type="gramStart"/>
-      <w:r>
-        <w:rPr>
-          <w:rFonts w:ascii="Arial" w:eastAsia="Times New Roman" w:hAnsi="Arial" w:cs="Arial"/>
-          <w:b/>
-          <w:color w:val="000000"/>
-        </w:rPr>
-        <w:t>id</w:t>
-      </w:r>
-      <w:proofErr w:type="gramEnd"/>
-      <w:r>
-        <w:rPr>
-          <w:rFonts w:ascii="Arial" w:eastAsia="Times New Roman" w:hAnsi="Arial" w:cs="Arial"/>
-          <w:b/>
-          <w:color w:val="000000"/>
-        </w:rPr>
-        <w:t xml:space="preserve"> </w:t>
-      </w:r>
-      <w:r>
-        <w:rPr>
-          <w:rFonts w:ascii="Arial" w:eastAsia="Times New Roman" w:hAnsi="Arial" w:cs="Arial"/>
-          <w:b/>
-          <w:color w:val="000000"/>
-        </w:rPr>
-        <w:tab/>
-      </w:r>
-      <w:r>
-        <w:rPr>
-          <w:rFonts w:ascii="Arial" w:eastAsia="Times New Roman" w:hAnsi="Arial" w:cs="Arial"/>
-          <w:b/>
-          <w:color w:val="000000"/>
-        </w:rPr>
-        <w:tab/>
-      </w:r>
-      <w:proofErr w:type="spellStart"/>
-      <w:r>
-        <w:rPr>
-          <w:rFonts w:ascii="Arial" w:eastAsia="Times New Roman" w:hAnsi="Arial" w:cs="Arial"/>
-          <w:b/>
-          <w:color w:val="000000"/>
-        </w:rPr>
-        <w:t>pk</w:t>
-      </w:r>
-      <w:proofErr w:type="spellEnd"/>
-      <w:r>
-        <w:rPr>
-          <w:rFonts w:ascii="Arial" w:eastAsia="Times New Roman" w:hAnsi="Arial" w:cs="Arial"/>
-          <w:b/>
-          <w:color w:val="000000"/>
-        </w:rPr>
-        <w:t xml:space="preserve"> </w:t>
-      </w:r>
-      <w:r>
-        <w:rPr>
-          <w:rFonts w:ascii="Arial" w:eastAsia="Times New Roman" w:hAnsi="Arial" w:cs="Arial"/>
-          <w:b/>
-          <w:color w:val="000000"/>
-        </w:rPr>
-        <w:t xml:space="preserve">    </w:t>
-      </w:r>
-      <w:proofErr w:type="spellStart"/>
-      <w:r>
-        <w:rPr>
-          <w:rFonts w:ascii="Arial" w:eastAsia="Times New Roman" w:hAnsi="Arial" w:cs="Arial"/>
-          <w:b/>
-          <w:color w:val="000000"/>
-        </w:rPr>
-        <w:t>auto_increement</w:t>
-      </w:r>
-      <w:proofErr w:type="spellEnd"/>
-      <w:r>
-        <w:rPr>
-          <w:rFonts w:ascii="Arial" w:eastAsia="Times New Roman" w:hAnsi="Arial" w:cs="Arial"/>
-          <w:b/>
-          <w:color w:val="000000"/>
-        </w:rPr>
-        <w:t xml:space="preserve"> </w:t>
-      </w:r>
-    </w:p>
-    <w:p>
-      <w:pPr>
-        <w:spacing w:after="0" w:line="240" w:lineRule="auto"/>
-        <w:ind w:left="720" w:firstLine="720"/>
-        <w:rPr>
-          <w:rFonts w:ascii="Arial" w:eastAsia="Times New Roman" w:hAnsi="Arial" w:cs="Arial"/>
-          <w:color w:val="000000"/>
-        </w:rPr>
-      </w:pPr>
-      <w:proofErr w:type="spellStart"/>
-      <w:proofErr w:type="gramStart"/>
-      <w:r>
-        <w:rPr>
-          <w:rFonts w:ascii="Arial" w:eastAsia="Times New Roman" w:hAnsi="Arial" w:cs="Arial"/>
-          <w:color w:val="000000"/>
-        </w:rPr>
-        <w:t>cate_id</w:t>
-      </w:r>
-      <w:proofErr w:type="spellEnd"/>
-      <w:proofErr w:type="gramEnd"/>
-      <w:r>
-        <w:rPr>
-          <w:rFonts w:ascii="Arial" w:eastAsia="Times New Roman" w:hAnsi="Arial" w:cs="Arial"/>
-          <w:color w:val="000000"/>
-        </w:rPr>
-        <w:t xml:space="preserve">   </w:t>
-      </w:r>
-      <w:r>
-        <w:rPr>
-          <w:rFonts w:ascii="Arial" w:eastAsia="Times New Roman" w:hAnsi="Arial" w:cs="Arial"/>
-          <w:color w:val="000000"/>
-        </w:rPr>
-        <w:tab/>
-      </w:r>
-      <w:proofErr w:type="spellStart"/>
-      <w:r>
-        <w:rPr>
-          <w:rFonts w:ascii="Arial" w:eastAsia="Times New Roman" w:hAnsi="Arial" w:cs="Arial"/>
-          <w:color w:val="000000"/>
-        </w:rPr>
-        <w:t>fk</w:t>
-      </w:r>
-      <w:proofErr w:type="spellEnd"/>
-    </w:p>
-    <w:p>
-      <w:pPr>
-        <w:spacing w:after="0" w:line="240" w:lineRule="auto"/>
-        <w:ind w:left="720" w:firstLine="720"/>
-        <w:rPr>
-          <w:rFonts w:ascii="Arial" w:eastAsia="Times New Roman" w:hAnsi="Arial" w:cs="Arial"/>
-          <w:color w:val="000000"/>
-        </w:rPr>
-      </w:pPr>
-      <w:proofErr w:type="spellStart"/>
-      <w:r>
-        <w:rPr>
-          <w:rFonts w:ascii="Arial" w:eastAsia="Times New Roman" w:hAnsi="Arial" w:cs="Arial"/>
-          <w:color w:val="000000"/>
-        </w:rPr>
-        <w:t>sub_cate</w:t>
-      </w:r>
-      <w:r>
-        <w:rPr>
-          <w:rFonts w:ascii="Arial" w:eastAsia="Times New Roman" w:hAnsi="Arial" w:cs="Arial"/>
-          <w:color w:val="000000"/>
-        </w:rPr>
-        <w:t>name</w:t>
-      </w:r>
-      <w:proofErr w:type="spellEnd"/>
-    </w:p>
-    <w:p>
-      <w:pPr>
-        <w:spacing w:after="0" w:line="240" w:lineRule="auto"/>
-        <w:ind w:left="720" w:firstLine="720"/>
-        <w:rPr>
-          <w:rFonts w:ascii="Arial" w:eastAsia="Times New Roman" w:hAnsi="Arial" w:cs="Arial"/>
-          <w:b/>
-          <w:color w:val="000000"/>
-        </w:rPr>
-      </w:pPr>
-      <w:proofErr w:type="spellStart"/>
+          <w:b/>
+          <w:color w:val="000000"/>
+        </w:rPr>
+      </w:pPr>
       <w:r>
         <w:rPr>
           <w:rFonts w:ascii="Arial" w:eastAsia="Times New Roman" w:hAnsi="Arial" w:cs="Arial"/>
@@ -6095,7 +5778,6 @@
         </w:rPr>
         <w:t>sub_cateimage</w:t>
       </w:r>
-      <w:proofErr w:type="spellEnd"/>
       <w:r>
         <w:rPr>
           <w:rFonts w:ascii="Arial" w:eastAsia="Times New Roman" w:hAnsi="Arial" w:cs="Arial"/>
@@ -6172,6 +5854,13 @@
         <w:lastRenderedPageBreak/>
         <w:t>products.tbl</w:t>
       </w:r>
+      <w:r>
+        <w:rPr>
+          <w:rFonts w:ascii="Arial" w:eastAsia="Times New Roman" w:hAnsi="Arial" w:cs="Arial"/>
+          <w:color w:val="000000"/>
+        </w:rPr>
+        <w:t xml:space="preserve">    column =10   form=8</w:t>
+      </w:r>
     </w:p>
     <w:p>
       <w:pPr>
@@ -6193,16 +5882,224 @@
           <w:color w:val="000000"/>
         </w:rPr>
       </w:pPr>
-      <w:proofErr w:type="gramStart"/>
-      <w:r>
-        <w:rPr>
-          <w:rFonts w:ascii="Arial" w:eastAsia="Times New Roman" w:hAnsi="Arial" w:cs="Arial"/>
-          <w:b/>
-          <w:color w:val="000000"/>
-        </w:rPr>
-        <w:t>id</w:t>
-      </w:r>
-      <w:proofErr w:type="gramEnd"/>
+      <w:r>
+        <w:rPr>
+          <w:rFonts w:ascii="Arial" w:eastAsia="Times New Roman" w:hAnsi="Arial" w:cs="Arial"/>
+          <w:b/>
+          <w:color w:val="000000"/>
+        </w:rPr>
+        <w:t xml:space="preserve">id </w:t>
+      </w:r>
+      <w:r>
+        <w:rPr>
+          <w:rFonts w:ascii="Arial" w:eastAsia="Times New Roman" w:hAnsi="Arial" w:cs="Arial"/>
+          <w:b/>
+          <w:color w:val="000000"/>
+        </w:rPr>
+        <w:tab/>
+      </w:r>
+      <w:r>
+        <w:rPr>
+          <w:rFonts w:ascii="Arial" w:eastAsia="Times New Roman" w:hAnsi="Arial" w:cs="Arial"/>
+          <w:b/>
+          <w:color w:val="000000"/>
+        </w:rPr>
+        <w:tab/>
+      </w:r>
+      <w:r>
+        <w:rPr>
+          <w:rFonts w:ascii="Arial" w:eastAsia="Times New Roman" w:hAnsi="Arial" w:cs="Arial"/>
+          <w:b/>
+          <w:color w:val="000000"/>
+        </w:rPr>
+        <w:t xml:space="preserve">pk </w:t>
+      </w:r>
+      <w:r>
+        <w:rPr>
+          <w:rFonts w:ascii="Arial" w:eastAsia="Times New Roman" w:hAnsi="Arial" w:cs="Arial"/>
+          <w:b/>
+          <w:color w:val="000000"/>
+        </w:rPr>
+        <w:t xml:space="preserve">    </w:t>
+      </w:r>
+      <w:r>
+        <w:rPr>
+          <w:rFonts w:ascii="Arial" w:eastAsia="Times New Roman" w:hAnsi="Arial" w:cs="Arial"/>
+          <w:b/>
+          <w:color w:val="000000"/>
+        </w:rPr>
+        <w:t xml:space="preserve">auto_increement </w:t>
+      </w:r>
+    </w:p>
+    <w:p>
+      <w:pPr>
+        <w:spacing w:after="0" w:line="240" w:lineRule="auto"/>
+        <w:ind w:left="720" w:firstLine="720"/>
+        <w:rPr>
+          <w:rFonts w:ascii="Arial" w:eastAsia="Times New Roman" w:hAnsi="Arial" w:cs="Arial"/>
+          <w:color w:val="000000"/>
+        </w:rPr>
+      </w:pPr>
+      <w:r>
+        <w:rPr>
+          <w:rFonts w:ascii="Arial" w:eastAsia="Times New Roman" w:hAnsi="Arial" w:cs="Arial"/>
+          <w:color w:val="000000"/>
+        </w:rPr>
+        <w:t xml:space="preserve">cate_id   </w:t>
+      </w:r>
+      <w:r>
+        <w:rPr>
+          <w:rFonts w:ascii="Arial" w:eastAsia="Times New Roman" w:hAnsi="Arial" w:cs="Arial"/>
+          <w:color w:val="000000"/>
+        </w:rPr>
+        <w:tab/>
+        <w:t>fk</w:t>
+      </w:r>
+    </w:p>
+    <w:p>
+      <w:pPr>
+        <w:spacing w:after="0" w:line="240" w:lineRule="auto"/>
+        <w:ind w:left="720" w:firstLine="720"/>
+        <w:rPr>
+          <w:rFonts w:ascii="Arial" w:eastAsia="Times New Roman" w:hAnsi="Arial" w:cs="Arial"/>
+          <w:color w:val="000000"/>
+        </w:rPr>
+      </w:pPr>
+      <w:r>
+        <w:rPr>
+          <w:rFonts w:ascii="Arial" w:eastAsia="Times New Roman" w:hAnsi="Arial" w:cs="Arial"/>
+          <w:color w:val="000000"/>
+        </w:rPr>
+        <w:t>subcate_id      fk</w:t>
+      </w:r>
+    </w:p>
+    <w:p>
+      <w:pPr>
+        <w:spacing w:after="0" w:line="240" w:lineRule="auto"/>
+        <w:ind w:left="720" w:firstLine="720"/>
+        <w:rPr>
+          <w:rFonts w:ascii="Arial" w:eastAsia="Times New Roman" w:hAnsi="Arial" w:cs="Arial"/>
+          <w:color w:val="000000"/>
+        </w:rPr>
+      </w:pPr>
+      <w:r>
+        <w:rPr>
+          <w:rFonts w:ascii="Arial" w:eastAsia="Times New Roman" w:hAnsi="Arial" w:cs="Arial"/>
+          <w:color w:val="000000"/>
+        </w:rPr>
+        <w:t>prod_</w:t>
+      </w:r>
+      <w:r>
+        <w:rPr>
+          <w:rFonts w:ascii="Arial" w:eastAsia="Times New Roman" w:hAnsi="Arial" w:cs="Arial"/>
+          <w:color w:val="000000"/>
+        </w:rPr>
+        <w:t>name</w:t>
+      </w:r>
+    </w:p>
+    <w:p>
+      <w:pPr>
+        <w:spacing w:after="0" w:line="240" w:lineRule="auto"/>
+        <w:ind w:left="720" w:firstLine="720"/>
+        <w:rPr>
+          <w:rFonts w:ascii="Arial" w:eastAsia="Times New Roman" w:hAnsi="Arial" w:cs="Arial"/>
+          <w:color w:val="000000"/>
+        </w:rPr>
+      </w:pPr>
+      <w:r>
+        <w:rPr>
+          <w:rFonts w:ascii="Arial" w:eastAsia="Times New Roman" w:hAnsi="Arial" w:cs="Arial"/>
+          <w:color w:val="000000"/>
+        </w:rPr>
+        <w:t>short_desc</w:t>
+      </w:r>
+    </w:p>
+    <w:p>
+      <w:pPr>
+        <w:spacing w:after="0" w:line="240" w:lineRule="auto"/>
+        <w:ind w:left="720" w:firstLine="720"/>
+        <w:rPr>
+          <w:rFonts w:ascii="Arial" w:eastAsia="Times New Roman" w:hAnsi="Arial" w:cs="Arial"/>
+          <w:color w:val="000000"/>
+        </w:rPr>
+      </w:pPr>
+      <w:r>
+        <w:rPr>
+          <w:rFonts w:ascii="Arial" w:eastAsia="Times New Roman" w:hAnsi="Arial" w:cs="Arial"/>
+          <w:color w:val="000000"/>
+        </w:rPr>
+        <w:t>long_desc</w:t>
+      </w:r>
+    </w:p>
+    <w:p>
+      <w:pPr>
+        <w:spacing w:after="0" w:line="240" w:lineRule="auto"/>
+        <w:ind w:left="720" w:firstLine="720"/>
+        <w:rPr>
+          <w:rFonts w:ascii="Arial" w:eastAsia="Times New Roman" w:hAnsi="Arial" w:cs="Arial"/>
+          <w:color w:val="000000"/>
+        </w:rPr>
+      </w:pPr>
+      <w:r>
+        <w:rPr>
+          <w:rFonts w:ascii="Arial" w:eastAsia="Times New Roman" w:hAnsi="Arial" w:cs="Arial"/>
+          <w:color w:val="000000"/>
+        </w:rPr>
+        <w:t>main_price</w:t>
+      </w:r>
+    </w:p>
+    <w:p>
+      <w:pPr>
+        <w:spacing w:after="0" w:line="240" w:lineRule="auto"/>
+        <w:ind w:left="720" w:firstLine="720"/>
+        <w:rPr>
+          <w:rFonts w:ascii="Arial" w:eastAsia="Times New Roman" w:hAnsi="Arial" w:cs="Arial"/>
+          <w:color w:val="000000"/>
+        </w:rPr>
+      </w:pPr>
+      <w:r>
+        <w:rPr>
+          <w:rFonts w:ascii="Arial" w:eastAsia="Times New Roman" w:hAnsi="Arial" w:cs="Arial"/>
+          <w:color w:val="000000"/>
+        </w:rPr>
+        <w:t>disc_price</w:t>
+      </w:r>
+    </w:p>
+    <w:p>
+      <w:pPr>
+        <w:spacing w:after="0" w:line="240" w:lineRule="auto"/>
+        <w:ind w:left="720" w:firstLine="720"/>
+        <w:rPr>
+          <w:rFonts w:ascii="Arial" w:eastAsia="Times New Roman" w:hAnsi="Arial" w:cs="Arial"/>
+          <w:color w:val="000000"/>
+        </w:rPr>
+      </w:pPr>
+      <w:r>
+        <w:rPr>
+          <w:rFonts w:ascii="Arial" w:eastAsia="Times New Roman" w:hAnsi="Arial" w:cs="Arial"/>
+          <w:color w:val="000000"/>
+        </w:rPr>
+        <w:t>prod_image</w:t>
+      </w:r>
+    </w:p>
+    <w:p>
+      <w:pPr>
+        <w:spacing w:after="0" w:line="240" w:lineRule="auto"/>
+        <w:ind w:left="720" w:firstLine="720"/>
+        <w:rPr>
+          <w:rFonts w:ascii="Arial" w:eastAsia="Times New Roman" w:hAnsi="Arial" w:cs="Arial"/>
+          <w:b/>
+          <w:color w:val="000000"/>
+        </w:rPr>
+      </w:pPr>
+      <w:r>
+        <w:rPr>
+          <w:rFonts w:ascii="Arial" w:eastAsia="Times New Roman" w:hAnsi="Arial" w:cs="Arial"/>
+          <w:b/>
+          <w:color w:val="000000"/>
+        </w:rPr>
+        <w:t xml:space="preserve">status   </w:t>
+      </w:r>
       <w:r>
         <w:rPr>
           <w:rFonts w:ascii="Arial" w:eastAsia="Times New Roman" w:hAnsi="Arial" w:cs="Arial"/>
@@ -6211,40 +6108,293 @@
         </w:rPr>
         <w:t xml:space="preserve"> </w:t>
       </w:r>
-      <w:r>
-        <w:rPr>
-          <w:rFonts w:ascii="Arial" w:eastAsia="Times New Roman" w:hAnsi="Arial" w:cs="Arial"/>
-          <w:b/>
-          <w:color w:val="000000"/>
-        </w:rPr>
-        <w:tab/>
-      </w:r>
-      <w:r>
-        <w:rPr>
-          <w:rFonts w:ascii="Arial" w:eastAsia="Times New Roman" w:hAnsi="Arial" w:cs="Arial"/>
-          <w:b/>
-          <w:color w:val="000000"/>
-        </w:rPr>
-        <w:tab/>
-      </w:r>
-      <w:proofErr w:type="spellStart"/>
-      <w:r>
-        <w:rPr>
-          <w:rFonts w:ascii="Arial" w:eastAsia="Times New Roman" w:hAnsi="Arial" w:cs="Arial"/>
-          <w:b/>
-          <w:color w:val="000000"/>
-        </w:rPr>
-        <w:t>pk</w:t>
-      </w:r>
-      <w:proofErr w:type="spellEnd"/>
-      <w:r>
-        <w:rPr>
-          <w:rFonts w:ascii="Arial" w:eastAsia="Times New Roman" w:hAnsi="Arial" w:cs="Arial"/>
-          <w:b/>
+    </w:p>
+    <w:p>
+      <w:pPr>
+        <w:spacing w:after="0" w:line="240" w:lineRule="auto"/>
+        <w:ind w:left="720" w:firstLine="720"/>
+        <w:rPr>
+          <w:rFonts w:ascii="Arial" w:eastAsia="Times New Roman" w:hAnsi="Arial" w:cs="Arial"/>
+          <w:color w:val="000000"/>
+        </w:rPr>
+      </w:pPr>
+    </w:p>
+    <w:p>
+      <w:pPr>
+        <w:spacing w:after="0" w:line="240" w:lineRule="auto"/>
+        <w:ind w:left="720" w:firstLine="720"/>
+        <w:rPr>
+          <w:rFonts w:ascii="Arial" w:eastAsia="Times New Roman" w:hAnsi="Arial" w:cs="Arial"/>
+          <w:color w:val="000000"/>
+        </w:rPr>
+      </w:pPr>
+    </w:p>
+    <w:p>
+      <w:pPr>
+        <w:spacing w:after="0" w:line="240" w:lineRule="auto"/>
+        <w:ind w:left="720" w:firstLine="720"/>
+        <w:rPr>
+          <w:rFonts w:ascii="Arial" w:eastAsia="Times New Roman" w:hAnsi="Arial" w:cs="Arial"/>
+          <w:color w:val="000000"/>
+        </w:rPr>
+      </w:pPr>
+    </w:p>
+    <w:p>
+      <w:pPr>
+        <w:spacing w:after="0" w:line="240" w:lineRule="auto"/>
+        <w:ind w:left="720" w:firstLine="720"/>
+        <w:rPr>
+          <w:rFonts w:ascii="Arial" w:eastAsia="Times New Roman" w:hAnsi="Arial" w:cs="Arial"/>
+          <w:color w:val="000000"/>
+        </w:rPr>
+      </w:pPr>
+      <w:r>
+        <w:rPr>
+          <w:rFonts w:ascii="Arial" w:eastAsia="Times New Roman" w:hAnsi="Arial" w:cs="Arial"/>
+          <w:color w:val="000000"/>
+        </w:rPr>
+        <w:t>contacts.tbl</w:t>
+      </w:r>
+      <w:r>
+        <w:rPr>
+          <w:rFonts w:ascii="Arial" w:eastAsia="Times New Roman" w:hAnsi="Arial" w:cs="Arial"/>
+          <w:color w:val="000000"/>
+        </w:rPr>
+        <w:t xml:space="preserve">      column 4   / form  3</w:t>
+      </w:r>
+    </w:p>
+    <w:p>
+      <w:pPr>
+        <w:pStyle w:val="ListParagraph"/>
+        <w:spacing w:after="0" w:line="240" w:lineRule="auto"/>
+        <w:ind w:left="1440"/>
+        <w:rPr>
+          <w:rFonts w:ascii="Arial" w:eastAsia="Times New Roman" w:hAnsi="Arial" w:cs="Arial"/>
+          <w:color w:val="000000"/>
+        </w:rPr>
+      </w:pPr>
+    </w:p>
+    <w:p>
+      <w:pPr>
+        <w:spacing w:after="0" w:line="240" w:lineRule="auto"/>
+        <w:ind w:left="720" w:firstLine="720"/>
+        <w:rPr>
+          <w:rFonts w:ascii="Arial" w:eastAsia="Times New Roman" w:hAnsi="Arial" w:cs="Arial"/>
+          <w:b/>
+          <w:color w:val="000000"/>
+        </w:rPr>
+      </w:pPr>
+      <w:r>
+        <w:rPr>
+          <w:rFonts w:ascii="Arial" w:eastAsia="Times New Roman" w:hAnsi="Arial" w:cs="Arial"/>
+          <w:b/>
+          <w:color w:val="000000"/>
+        </w:rPr>
+        <w:t xml:space="preserve">id </w:t>
+      </w:r>
+      <w:r>
+        <w:rPr>
+          <w:rFonts w:ascii="Arial" w:eastAsia="Times New Roman" w:hAnsi="Arial" w:cs="Arial"/>
+          <w:b/>
+          <w:color w:val="000000"/>
+        </w:rPr>
+        <w:tab/>
+        <w:t xml:space="preserve">pk </w:t>
+      </w:r>
+      <w:r>
+        <w:rPr>
+          <w:rFonts w:ascii="Arial" w:eastAsia="Times New Roman" w:hAnsi="Arial" w:cs="Arial"/>
+          <w:b/>
+          <w:color w:val="000000"/>
+        </w:rPr>
+        <w:t xml:space="preserve">    </w:t>
+      </w:r>
+      <w:r>
+        <w:rPr>
+          <w:rFonts w:ascii="Arial" w:eastAsia="Times New Roman" w:hAnsi="Arial" w:cs="Arial"/>
+          <w:b/>
+          <w:color w:val="000000"/>
+        </w:rPr>
+        <w:t xml:space="preserve">auto_increement </w:t>
+      </w:r>
+    </w:p>
+    <w:p>
+      <w:pPr>
+        <w:spacing w:after="0" w:line="240" w:lineRule="auto"/>
+        <w:ind w:left="720" w:firstLine="720"/>
+        <w:rPr>
+          <w:rFonts w:ascii="Arial" w:eastAsia="Times New Roman" w:hAnsi="Arial" w:cs="Arial"/>
+          <w:color w:val="000000"/>
+        </w:rPr>
+      </w:pPr>
+      <w:r>
+        <w:rPr>
+          <w:rFonts w:ascii="Arial" w:eastAsia="Times New Roman" w:hAnsi="Arial" w:cs="Arial"/>
+          <w:color w:val="000000"/>
+        </w:rPr>
+        <w:t>name</w:t>
+      </w:r>
+    </w:p>
+    <w:p>
+      <w:pPr>
+        <w:spacing w:after="0" w:line="240" w:lineRule="auto"/>
+        <w:ind w:left="720" w:firstLine="720"/>
+        <w:rPr>
+          <w:rFonts w:ascii="Arial" w:eastAsia="Times New Roman" w:hAnsi="Arial" w:cs="Arial"/>
+          <w:color w:val="000000"/>
+        </w:rPr>
+      </w:pPr>
+      <w:r>
+        <w:rPr>
+          <w:rFonts w:ascii="Arial" w:eastAsia="Times New Roman" w:hAnsi="Arial" w:cs="Arial"/>
+          <w:color w:val="000000"/>
+        </w:rPr>
+        <w:t>email</w:t>
+      </w:r>
+    </w:p>
+    <w:p>
+      <w:pPr>
+        <w:pStyle w:val="ListParagraph"/>
+        <w:spacing w:after="0" w:line="240" w:lineRule="auto"/>
+        <w:ind w:left="1440"/>
+        <w:rPr>
+          <w:rFonts w:ascii="Arial" w:eastAsia="Times New Roman" w:hAnsi="Arial" w:cs="Arial"/>
+          <w:color w:val="000000"/>
+        </w:rPr>
+      </w:pPr>
+      <w:r>
+        <w:rPr>
+          <w:rFonts w:ascii="Arial" w:eastAsia="Times New Roman" w:hAnsi="Arial" w:cs="Arial"/>
+          <w:color w:val="000000"/>
+        </w:rPr>
+        <w:t>comment</w:t>
+      </w:r>
+      <w:r>
+        <w:rPr>
+          <w:rFonts w:ascii="Arial" w:eastAsia="Times New Roman" w:hAnsi="Arial" w:cs="Arial"/>
           <w:color w:val="000000"/>
         </w:rPr>
         <w:t xml:space="preserve"> </w:t>
       </w:r>
+    </w:p>
+    <w:p>
+      <w:pPr>
+        <w:pStyle w:val="ListParagraph"/>
+        <w:spacing w:after="0" w:line="240" w:lineRule="auto"/>
+        <w:ind w:left="1440"/>
+        <w:rPr>
+          <w:rFonts w:ascii="Arial" w:eastAsia="Times New Roman" w:hAnsi="Arial" w:cs="Arial"/>
+          <w:color w:val="000000"/>
+        </w:rPr>
+      </w:pPr>
+    </w:p>
+    <w:p>
+      <w:pPr>
+        <w:pStyle w:val="ListParagraph"/>
+        <w:spacing w:after="0" w:line="240" w:lineRule="auto"/>
+        <w:ind w:left="1440"/>
+        <w:rPr>
+          <w:rFonts w:ascii="Arial" w:eastAsia="Times New Roman" w:hAnsi="Arial" w:cs="Arial"/>
+          <w:color w:val="000000"/>
+        </w:rPr>
+      </w:pPr>
+    </w:p>
+    <w:p>
+      <w:pPr>
+        <w:pStyle w:val="ListParagraph"/>
+        <w:spacing w:after="0" w:line="240" w:lineRule="auto"/>
+        <w:ind w:left="1440"/>
+        <w:rPr>
+          <w:rFonts w:ascii="Arial" w:eastAsia="Times New Roman" w:hAnsi="Arial" w:cs="Arial"/>
+          <w:color w:val="000000"/>
+        </w:rPr>
+      </w:pPr>
+    </w:p>
+    <w:p>
+      <w:pPr>
+        <w:pStyle w:val="ListParagraph"/>
+        <w:spacing w:after="0" w:line="240" w:lineRule="auto"/>
+        <w:ind w:left="1440"/>
+        <w:rPr>
+          <w:rFonts w:ascii="Arial" w:eastAsia="Times New Roman" w:hAnsi="Arial" w:cs="Arial"/>
+          <w:color w:val="000000"/>
+        </w:rPr>
+      </w:pPr>
+    </w:p>
+    <w:p>
+      <w:pPr>
+        <w:pStyle w:val="ListParagraph"/>
+        <w:spacing w:after="0" w:line="240" w:lineRule="auto"/>
+        <w:ind w:left="1440"/>
+        <w:rPr>
+          <w:rFonts w:ascii="Arial" w:eastAsia="Times New Roman" w:hAnsi="Arial" w:cs="Arial"/>
+          <w:color w:val="000000"/>
+        </w:rPr>
+      </w:pPr>
+    </w:p>
+    <w:p>
+      <w:pPr>
+        <w:pStyle w:val="ListParagraph"/>
+        <w:spacing w:after="0" w:line="240" w:lineRule="auto"/>
+        <w:ind w:left="1440"/>
+        <w:rPr>
+          <w:rFonts w:ascii="Arial" w:eastAsia="Times New Roman" w:hAnsi="Arial" w:cs="Arial"/>
+          <w:color w:val="000000"/>
+        </w:rPr>
+      </w:pPr>
+      <w:r>
+        <w:rPr>
+          <w:rFonts w:ascii="Arial" w:eastAsia="Times New Roman" w:hAnsi="Arial" w:cs="Arial"/>
+          <w:color w:val="000000"/>
+        </w:rPr>
+        <w:t>customers.tbl</w:t>
+      </w:r>
+      <w:r>
+        <w:rPr>
+          <w:rFonts w:ascii="Arial" w:eastAsia="Times New Roman" w:hAnsi="Arial" w:cs="Arial"/>
+          <w:color w:val="000000"/>
+        </w:rPr>
+        <w:t xml:space="preserve">                   signup form   5   /  table column 7</w:t>
+      </w:r>
+    </w:p>
+    <w:p>
+      <w:pPr>
+        <w:spacing w:after="0" w:line="240" w:lineRule="auto"/>
+        <w:ind w:left="720" w:firstLine="720"/>
+        <w:rPr>
+          <w:rFonts w:ascii="Arial" w:eastAsia="Times New Roman" w:hAnsi="Arial" w:cs="Arial"/>
+          <w:b/>
+          <w:color w:val="000000"/>
+        </w:rPr>
+      </w:pPr>
+    </w:p>
+    <w:p>
+      <w:pPr>
+        <w:spacing w:after="0" w:line="240" w:lineRule="auto"/>
+        <w:ind w:left="720" w:firstLine="720"/>
+        <w:rPr>
+          <w:rFonts w:ascii="Arial" w:eastAsia="Times New Roman" w:hAnsi="Arial" w:cs="Arial"/>
+          <w:b/>
+          <w:color w:val="000000"/>
+        </w:rPr>
+      </w:pPr>
+      <w:r>
+        <w:rPr>
+          <w:rFonts w:ascii="Arial" w:eastAsia="Times New Roman" w:hAnsi="Arial" w:cs="Arial"/>
+          <w:b/>
+          <w:color w:val="000000"/>
+        </w:rPr>
+        <w:t xml:space="preserve">id </w:t>
+      </w:r>
+      <w:r>
+        <w:rPr>
+          <w:rFonts w:ascii="Arial" w:eastAsia="Times New Roman" w:hAnsi="Arial" w:cs="Arial"/>
+          <w:b/>
+          <w:color w:val="000000"/>
+        </w:rPr>
+        <w:tab/>
+        <w:t xml:space="preserve">pk </w:t>
+      </w:r>
       <w:r>
         <w:rPr>
           <w:rFonts w:ascii="Arial" w:eastAsia="Times New Roman" w:hAnsi="Arial" w:cs="Arial"/>
@@ -6253,23 +6403,13 @@
         </w:rPr>
         <w:t xml:space="preserve">    </w:t>
       </w:r>
-      <w:proofErr w:type="spellStart"/>
-      <w:r>
-        <w:rPr>
-          <w:rFonts w:ascii="Arial" w:eastAsia="Times New Roman" w:hAnsi="Arial" w:cs="Arial"/>
-          <w:b/>
-          <w:color w:val="000000"/>
-        </w:rPr>
-        <w:t>auto_increement</w:t>
-      </w:r>
-      <w:proofErr w:type="spellEnd"/>
-      <w:r>
-        <w:rPr>
-          <w:rFonts w:ascii="Arial" w:eastAsia="Times New Roman" w:hAnsi="Arial" w:cs="Arial"/>
-          <w:b/>
-          <w:color w:val="000000"/>
-        </w:rPr>
-        <w:t xml:space="preserve"> </w:t>
+      <w:r>
+        <w:rPr>
+          <w:rFonts w:ascii="Arial" w:eastAsia="Times New Roman" w:hAnsi="Arial" w:cs="Arial"/>
+          <w:b/>
+          <w:color w:val="000000"/>
+        </w:rPr>
+        <w:t xml:space="preserve">auto_increement </w:t>
       </w:r>
     </w:p>
     <w:p>
@@ -6281,40 +6421,13 @@
           <w:color w:val="000000"/>
         </w:rPr>
       </w:pPr>
-      <w:proofErr w:type="spellStart"/>
-      <w:proofErr w:type="gramStart"/>
-      <w:r>
-        <w:rPr>
-          <w:rFonts w:ascii="Arial" w:eastAsia="Times New Roman" w:hAnsi="Arial" w:cs="Arial"/>
-          <w:color w:val="000000"/>
-        </w:rPr>
-        <w:t>cate_id</w:t>
-      </w:r>
-      <w:proofErr w:type="spellEnd"/>
-      <w:proofErr w:type="gramEnd"/>
-      <w:r>
-        <w:rPr>
-          <w:rFonts w:ascii="Arial" w:eastAsia="Times New Roman" w:hAnsi="Arial" w:cs="Arial"/>
-          <w:color w:val="000000"/>
-        </w:rPr>
-        <w:t xml:space="preserve">   </w:t>
-      </w:r>
-      <w:r>
-        <w:rPr>
-          <w:rFonts w:ascii="Arial" w:eastAsia="Times New Roman" w:hAnsi="Arial" w:cs="Arial"/>
-          <w:color w:val="000000"/>
-        </w:rPr>
-        <w:tab/>
-      </w:r>
-      <w:proofErr w:type="spellStart"/>
-      <w:r>
-        <w:rPr>
-          <w:rFonts w:ascii="Arial" w:eastAsia="Times New Roman" w:hAnsi="Arial" w:cs="Arial"/>
-          <w:color w:val="000000"/>
-        </w:rPr>
-        <w:t>fk</w:t>
-      </w:r>
-      <w:proofErr w:type="spellEnd"/>
+      <w:r>
+        <w:rPr>
+          <w:rFonts w:ascii="Arial" w:eastAsia="Times New Roman" w:hAnsi="Arial" w:cs="Arial"/>
+          <w:color w:val="000000"/>
+        </w:rPr>
+        <w:t>name</w:t>
+      </w:r>
     </w:p>
     <w:p>
       <w:pPr>
@@ -6325,33 +6438,13 @@
           <w:color w:val="000000"/>
         </w:rPr>
       </w:pPr>
-      <w:proofErr w:type="spellStart"/>
-      <w:proofErr w:type="gramStart"/>
-      <w:r>
-        <w:rPr>
-          <w:rFonts w:ascii="Arial" w:eastAsia="Times New Roman" w:hAnsi="Arial" w:cs="Arial"/>
-          <w:color w:val="000000"/>
-        </w:rPr>
-        <w:t>subcate_id</w:t>
-      </w:r>
-      <w:proofErr w:type="spellEnd"/>
-      <w:proofErr w:type="gramEnd"/>
-      <w:r>
-        <w:rPr>
-          <w:rFonts w:ascii="Arial" w:eastAsia="Times New Roman" w:hAnsi="Arial" w:cs="Arial"/>
-          <w:color w:val="000000"/>
-        </w:rPr>
-        <w:t xml:space="preserve">      </w:t>
-      </w:r>
-      <w:proofErr w:type="spellStart"/>
-      <w:r>
-        <w:rPr>
-          <w:rFonts w:ascii="Arial" w:eastAsia="Times New Roman" w:hAnsi="Arial" w:cs="Arial"/>
-          <w:color w:val="000000"/>
-        </w:rPr>
-        <w:t>fk</w:t>
-      </w:r>
-      <w:proofErr w:type="spellEnd"/>
+      <w:r>
+        <w:rPr>
+          <w:rFonts w:ascii="Arial" w:eastAsia="Times New Roman" w:hAnsi="Arial" w:cs="Arial"/>
+          <w:color w:val="000000"/>
+        </w:rPr>
+        <w:t>email</w:t>
+      </w:r>
     </w:p>
     <w:p>
       <w:pPr>
@@ -6362,22 +6455,13 @@
           <w:color w:val="000000"/>
         </w:rPr>
       </w:pPr>
-      <w:proofErr w:type="spellStart"/>
-      <w:r>
-        <w:rPr>
-          <w:rFonts w:ascii="Arial" w:eastAsia="Times New Roman" w:hAnsi="Arial" w:cs="Arial"/>
-          <w:color w:val="000000"/>
-        </w:rPr>
-        <w:t>prod_</w:t>
-      </w:r>
-      <w:r>
-        <w:rPr>
-          <w:rFonts w:ascii="Arial" w:eastAsia="Times New Roman" w:hAnsi="Arial" w:cs="Arial"/>
-          <w:color w:val="000000"/>
-        </w:rPr>
-        <w:t>name</w:t>
-      </w:r>
-      <w:proofErr w:type="spellEnd"/>
+      <w:r>
+        <w:rPr>
+          <w:rFonts w:ascii="Arial" w:eastAsia="Times New Roman" w:hAnsi="Arial" w:cs="Arial"/>
+          <w:color w:val="000000"/>
+        </w:rPr>
+        <w:t>password</w:t>
+      </w:r>
     </w:p>
     <w:p>
       <w:pPr>
@@ -6388,15 +6472,13 @@
           <w:color w:val="000000"/>
         </w:rPr>
       </w:pPr>
-      <w:proofErr w:type="spellStart"/>
-      <w:r>
-        <w:rPr>
-          <w:rFonts w:ascii="Arial" w:eastAsia="Times New Roman" w:hAnsi="Arial" w:cs="Arial"/>
-          <w:color w:val="000000"/>
-        </w:rPr>
-        <w:t>short_desc</w:t>
-      </w:r>
-      <w:proofErr w:type="spellEnd"/>
+      <w:r>
+        <w:rPr>
+          <w:rFonts w:ascii="Arial" w:eastAsia="Times New Roman" w:hAnsi="Arial" w:cs="Arial"/>
+          <w:color w:val="000000"/>
+        </w:rPr>
+        <w:t>mobile</w:t>
+      </w:r>
     </w:p>
     <w:p>
       <w:pPr>
@@ -6407,15 +6489,13 @@
           <w:color w:val="000000"/>
         </w:rPr>
       </w:pPr>
-      <w:proofErr w:type="spellStart"/>
-      <w:r>
-        <w:rPr>
-          <w:rFonts w:ascii="Arial" w:eastAsia="Times New Roman" w:hAnsi="Arial" w:cs="Arial"/>
-          <w:color w:val="000000"/>
-        </w:rPr>
-        <w:t>long_desc</w:t>
-      </w:r>
-      <w:proofErr w:type="spellEnd"/>
+      <w:r>
+        <w:rPr>
+          <w:rFonts w:ascii="Arial" w:eastAsia="Times New Roman" w:hAnsi="Arial" w:cs="Arial"/>
+          <w:color w:val="000000"/>
+        </w:rPr>
+        <w:t>image</w:t>
+      </w:r>
     </w:p>
     <w:p>
       <w:pPr>
@@ -6423,18 +6503,48 @@
         <w:ind w:left="720" w:firstLine="720"/>
         <w:rPr>
           <w:rFonts w:ascii="Arial" w:eastAsia="Times New Roman" w:hAnsi="Arial" w:cs="Arial"/>
-          <w:color w:val="000000"/>
-        </w:rPr>
-      </w:pPr>
-      <w:proofErr w:type="spellStart"/>
-      <w:r>
-        <w:rPr>
-          <w:rFonts w:ascii="Arial" w:eastAsia="Times New Roman" w:hAnsi="Arial" w:cs="Arial"/>
-          <w:color w:val="000000"/>
-        </w:rPr>
-        <w:t>main_price</w:t>
-      </w:r>
-      <w:proofErr w:type="spellEnd"/>
+          <w:b/>
+          <w:color w:val="000000"/>
+        </w:rPr>
+      </w:pPr>
+      <w:r>
+        <w:rPr>
+          <w:rFonts w:ascii="Arial" w:eastAsia="Times New Roman" w:hAnsi="Arial" w:cs="Arial"/>
+          <w:b/>
+          <w:color w:val="000000"/>
+        </w:rPr>
+        <w:t xml:space="preserve">status </w:t>
+      </w:r>
+      <w:r>
+        <w:rPr>
+          <w:rFonts w:ascii="Arial" w:eastAsia="Times New Roman" w:hAnsi="Arial" w:cs="Arial"/>
+          <w:b/>
+          <w:color w:val="000000"/>
+        </w:rPr>
+        <w:t xml:space="preserve">    automatic  </w:t>
+      </w:r>
+    </w:p>
+    <w:p>
+      <w:pPr>
+        <w:pStyle w:val="ListParagraph"/>
+        <w:spacing w:after="0" w:line="240" w:lineRule="auto"/>
+        <w:ind w:left="1440"/>
+        <w:rPr>
+          <w:rFonts w:ascii="Arial" w:eastAsia="Times New Roman" w:hAnsi="Arial" w:cs="Arial"/>
+          <w:color w:val="000000"/>
+        </w:rPr>
+      </w:pPr>
+    </w:p>
+    <w:p>
+      <w:pPr>
+        <w:pStyle w:val="ListParagraph"/>
+        <w:spacing w:after="0" w:line="240" w:lineRule="auto"/>
+        <w:ind w:left="1440"/>
+        <w:rPr>
+          <w:rFonts w:ascii="Arial" w:eastAsia="Times New Roman" w:hAnsi="Arial" w:cs="Arial"/>
+          <w:color w:val="000000"/>
+        </w:rPr>
+      </w:pPr>
     </w:p>
     <w:p>
       <w:pPr>
@@ -6445,15 +6555,13 @@
           <w:color w:val="000000"/>
         </w:rPr>
       </w:pPr>
-      <w:proofErr w:type="spellStart"/>
-      <w:r>
-        <w:rPr>
-          <w:rFonts w:ascii="Arial" w:eastAsia="Times New Roman" w:hAnsi="Arial" w:cs="Arial"/>
-          <w:color w:val="000000"/>
-        </w:rPr>
-        <w:t>disc_price</w:t>
-      </w:r>
-      <w:proofErr w:type="spellEnd"/>
+      <w:r>
+        <w:rPr>
+          <w:rFonts w:ascii="Arial" w:eastAsia="Times New Roman" w:hAnsi="Arial" w:cs="Arial"/>
+          <w:color w:val="000000"/>
+        </w:rPr>
+        <w:t>carts.tbl</w:t>
+      </w:r>
     </w:p>
     <w:p>
       <w:pPr>
@@ -6461,18 +6569,43 @@
         <w:ind w:left="720" w:firstLine="720"/>
         <w:rPr>
           <w:rFonts w:ascii="Arial" w:eastAsia="Times New Roman" w:hAnsi="Arial" w:cs="Arial"/>
-          <w:color w:val="000000"/>
-        </w:rPr>
-      </w:pPr>
-      <w:proofErr w:type="spellStart"/>
-      <w:r>
-        <w:rPr>
-          <w:rFonts w:ascii="Arial" w:eastAsia="Times New Roman" w:hAnsi="Arial" w:cs="Arial"/>
-          <w:color w:val="000000"/>
-        </w:rPr>
-        <w:t>prod_image</w:t>
-      </w:r>
-      <w:proofErr w:type="spellEnd"/>
+          <w:b/>
+          <w:color w:val="000000"/>
+        </w:rPr>
+      </w:pPr>
+      <w:r>
+        <w:rPr>
+          <w:rFonts w:ascii="Arial" w:eastAsia="Times New Roman" w:hAnsi="Arial" w:cs="Arial"/>
+          <w:b/>
+          <w:color w:val="000000"/>
+        </w:rPr>
+        <w:t xml:space="preserve">id </w:t>
+      </w:r>
+      <w:r>
+        <w:rPr>
+          <w:rFonts w:ascii="Arial" w:eastAsia="Times New Roman" w:hAnsi="Arial" w:cs="Arial"/>
+          <w:b/>
+          <w:color w:val="000000"/>
+        </w:rPr>
+        <w:tab/>
+        <w:t xml:space="preserve">pk </w:t>
+      </w:r>
+      <w:r>
+        <w:rPr>
+          <w:rFonts w:ascii="Arial" w:eastAsia="Times New Roman" w:hAnsi="Arial" w:cs="Arial"/>
+          <w:b/>
+          <w:color w:val="000000"/>
+        </w:rPr>
+        <w:t xml:space="preserve">    </w:t>
+      </w:r>
+      <w:r>
+        <w:rPr>
+          <w:rFonts w:ascii="Arial" w:eastAsia="Times New Roman" w:hAnsi="Arial" w:cs="Arial"/>
+          <w:b/>
+          <w:color w:val="000000"/>
+        </w:rPr>
+        <w:t xml:space="preserve">auto_increement </w:t>
+      </w:r>
     </w:p>
     <w:p>
       <w:pPr>
@@ -6480,35 +6613,15 @@
         <w:ind w:left="720" w:firstLine="720"/>
         <w:rPr>
           <w:rFonts w:ascii="Arial" w:eastAsia="Times New Roman" w:hAnsi="Arial" w:cs="Arial"/>
-          <w:b/>
-          <w:color w:val="000000"/>
-        </w:rPr>
-      </w:pPr>
-      <w:proofErr w:type="gramStart"/>
-      <w:r>
-        <w:rPr>
-          <w:rFonts w:ascii="Arial" w:eastAsia="Times New Roman" w:hAnsi="Arial" w:cs="Arial"/>
-          <w:b/>
-          <w:color w:val="000000"/>
-        </w:rPr>
-        <w:t>status</w:t>
-      </w:r>
-      <w:proofErr w:type="gramEnd"/>
-      <w:r>
-        <w:rPr>
-          <w:rFonts w:ascii="Arial" w:eastAsia="Times New Roman" w:hAnsi="Arial" w:cs="Arial"/>
-          <w:b/>
-          <w:color w:val="000000"/>
-        </w:rPr>
-        <w:t xml:space="preserve">   </w:t>
-      </w:r>
-      <w:r>
-        <w:rPr>
-          <w:rFonts w:ascii="Arial" w:eastAsia="Times New Roman" w:hAnsi="Arial" w:cs="Arial"/>
-          <w:b/>
-          <w:color w:val="000000"/>
-        </w:rPr>
-        <w:t xml:space="preserve"> </w:t>
+          <w:color w:val="000000"/>
+        </w:rPr>
+      </w:pPr>
+      <w:r>
+        <w:rPr>
+          <w:rFonts w:ascii="Arial" w:eastAsia="Times New Roman" w:hAnsi="Arial" w:cs="Arial"/>
+          <w:color w:val="000000"/>
+        </w:rPr>
+        <w:t>prod_id   fk</w:t>
       </w:r>
     </w:p>
     <w:p>
@@ -6520,6 +6633,13 @@
           <w:color w:val="000000"/>
         </w:rPr>
       </w:pPr>
+      <w:r>
+        <w:rPr>
+          <w:rFonts w:ascii="Arial" w:eastAsia="Times New Roman" w:hAnsi="Arial" w:cs="Arial"/>
+          <w:color w:val="000000"/>
+        </w:rPr>
+        <w:t>cust_id    fk</w:t>
+      </w:r>
     </w:p>
     <w:p>
       <w:pPr>
@@ -6530,6 +6650,13 @@
           <w:color w:val="000000"/>
         </w:rPr>
       </w:pPr>
+      <w:r>
+        <w:rPr>
+          <w:rFonts w:ascii="Arial" w:eastAsia="Times New Roman" w:hAnsi="Arial" w:cs="Arial"/>
+          <w:color w:val="000000"/>
+        </w:rPr>
+        <w:t>qty</w:t>
+      </w:r>
     </w:p>
     <w:p>
       <w:pPr>
@@ -6540,6 +6667,13 @@
           <w:color w:val="000000"/>
         </w:rPr>
       </w:pPr>
+      <w:r>
+        <w:rPr>
+          <w:rFonts w:ascii="Arial" w:eastAsia="Times New Roman" w:hAnsi="Arial" w:cs="Arial"/>
+          <w:color w:val="000000"/>
+        </w:rPr>
+        <w:t>total_price</w:t>
+      </w:r>
     </w:p>
     <w:p>
       <w:pPr>
@@ -6550,33 +6684,6 @@
           <w:color w:val="000000"/>
         </w:rPr>
       </w:pPr>
-      <w:proofErr w:type="gramStart"/>
-      <w:r>
-        <w:rPr>
-          <w:rFonts w:ascii="Arial" w:eastAsia="Times New Roman" w:hAnsi="Arial" w:cs="Arial"/>
-          <w:color w:val="000000"/>
-        </w:rPr>
-        <w:t>contacts.tbl</w:t>
-      </w:r>
-      <w:proofErr w:type="gramEnd"/>
-      <w:r>
-        <w:rPr>
-          <w:rFonts w:ascii="Arial" w:eastAsia="Times New Roman" w:hAnsi="Arial" w:cs="Arial"/>
-          <w:color w:val="000000"/>
-        </w:rPr>
-        <w:t xml:space="preserve">      column 4   / form  3</w:t>
-      </w:r>
-    </w:p>
-    <w:p>
-      <w:pPr>
-        <w:pStyle w:val="ListParagraph"/>
-        <w:spacing w:after="0" w:line="240" w:lineRule="auto"/>
-        <w:ind w:left="1440"/>
-        <w:rPr>
-          <w:rFonts w:ascii="Arial" w:eastAsia="Times New Roman" w:hAnsi="Arial" w:cs="Arial"/>
-          <w:color w:val="000000"/>
-        </w:rPr>
-      </w:pPr>
     </w:p>
     <w:p>
       <w:pPr>
@@ -6584,53 +6691,74 @@
         <w:ind w:left="720" w:firstLine="720"/>
         <w:rPr>
           <w:rFonts w:ascii="Arial" w:eastAsia="Times New Roman" w:hAnsi="Arial" w:cs="Arial"/>
-          <w:b/>
-          <w:color w:val="000000"/>
-        </w:rPr>
-      </w:pPr>
-      <w:proofErr w:type="gramStart"/>
-      <w:r>
-        <w:rPr>
-          <w:rFonts w:ascii="Arial" w:eastAsia="Times New Roman" w:hAnsi="Arial" w:cs="Arial"/>
-          <w:b/>
-          <w:color w:val="000000"/>
-        </w:rPr>
-        <w:t>id</w:t>
-      </w:r>
-      <w:proofErr w:type="gramEnd"/>
-      <w:r>
-        <w:rPr>
-          <w:rFonts w:ascii="Arial" w:eastAsia="Times New Roman" w:hAnsi="Arial" w:cs="Arial"/>
-          <w:b/>
-          <w:color w:val="000000"/>
-        </w:rPr>
-        <w:t xml:space="preserve"> </w:t>
-      </w:r>
-      <w:r>
-        <w:rPr>
-          <w:rFonts w:ascii="Arial" w:eastAsia="Times New Roman" w:hAnsi="Arial" w:cs="Arial"/>
-          <w:b/>
-          <w:color w:val="000000"/>
-        </w:rPr>
-        <w:tab/>
-      </w:r>
-      <w:proofErr w:type="spellStart"/>
-      <w:r>
-        <w:rPr>
-          <w:rFonts w:ascii="Arial" w:eastAsia="Times New Roman" w:hAnsi="Arial" w:cs="Arial"/>
-          <w:b/>
-          <w:color w:val="000000"/>
-        </w:rPr>
-        <w:t>pk</w:t>
-      </w:r>
-      <w:proofErr w:type="spellEnd"/>
-      <w:r>
-        <w:rPr>
-          <w:rFonts w:ascii="Arial" w:eastAsia="Times New Roman" w:hAnsi="Arial" w:cs="Arial"/>
-          <w:b/>
-          <w:color w:val="000000"/>
-        </w:rPr>
-        <w:t xml:space="preserve"> </w:t>
+          <w:color w:val="000000"/>
+        </w:rPr>
+      </w:pPr>
+    </w:p>
+    <w:p>
+      <w:pPr>
+        <w:spacing w:after="0" w:line="240" w:lineRule="auto"/>
+        <w:ind w:left="720" w:firstLine="720"/>
+        <w:rPr>
+          <w:rFonts w:ascii="Arial" w:eastAsia="Times New Roman" w:hAnsi="Arial" w:cs="Arial"/>
+          <w:color w:val="000000"/>
+        </w:rPr>
+      </w:pPr>
+    </w:p>
+    <w:p>
+      <w:pPr>
+        <w:spacing w:after="0" w:line="240" w:lineRule="auto"/>
+        <w:ind w:left="720" w:firstLine="720"/>
+        <w:rPr>
+          <w:rFonts w:ascii="Arial" w:eastAsia="Times New Roman" w:hAnsi="Arial" w:cs="Arial"/>
+          <w:color w:val="000000"/>
+        </w:rPr>
+      </w:pPr>
+    </w:p>
+    <w:p>
+      <w:pPr>
+        <w:pStyle w:val="ListParagraph"/>
+        <w:spacing w:after="0" w:line="240" w:lineRule="auto"/>
+        <w:ind w:left="1440"/>
+        <w:rPr>
+          <w:rFonts w:ascii="Arial" w:eastAsia="Times New Roman" w:hAnsi="Arial" w:cs="Arial"/>
+          <w:color w:val="000000"/>
+        </w:rPr>
+      </w:pPr>
+      <w:r>
+        <w:rPr>
+          <w:rFonts w:ascii="Arial" w:eastAsia="Times New Roman" w:hAnsi="Arial" w:cs="Arial"/>
+          <w:color w:val="000000"/>
+        </w:rPr>
+        <w:t>orders.tbl</w:t>
+      </w:r>
+    </w:p>
+    <w:p>
+      <w:pPr>
+        <w:spacing w:after="0" w:line="240" w:lineRule="auto"/>
+        <w:ind w:left="720" w:firstLine="720"/>
+        <w:rPr>
+          <w:rFonts w:ascii="Arial" w:eastAsia="Times New Roman" w:hAnsi="Arial" w:cs="Arial"/>
+          <w:b/>
+          <w:color w:val="000000"/>
+        </w:rPr>
+      </w:pPr>
+      <w:r>
+        <w:rPr>
+          <w:rFonts w:ascii="Arial" w:eastAsia="Times New Roman" w:hAnsi="Arial" w:cs="Arial"/>
+          <w:b/>
+          <w:color w:val="000000"/>
+        </w:rPr>
+        <w:t xml:space="preserve">id </w:t>
+      </w:r>
+      <w:r>
+        <w:rPr>
+          <w:rFonts w:ascii="Arial" w:eastAsia="Times New Roman" w:hAnsi="Arial" w:cs="Arial"/>
+          <w:b/>
+          <w:color w:val="000000"/>
+        </w:rPr>
+        <w:tab/>
+        <w:t xml:space="preserve">pk </w:t>
       </w:r>
       <w:r>
         <w:rPr>
@@ -6640,854 +6768,61 @@
         </w:rPr>
         <w:t xml:space="preserve">    </w:t>
       </w:r>
-      <w:proofErr w:type="spellStart"/>
-      <w:r>
-        <w:rPr>
-          <w:rFonts w:ascii="Arial" w:eastAsia="Times New Roman" w:hAnsi="Arial" w:cs="Arial"/>
-          <w:b/>
-          <w:color w:val="000000"/>
-        </w:rPr>
-        <w:t>auto_increement</w:t>
-      </w:r>
-      <w:proofErr w:type="spellEnd"/>
-      <w:r>
-        <w:rPr>
-          <w:rFonts w:ascii="Arial" w:eastAsia="Times New Roman" w:hAnsi="Arial" w:cs="Arial"/>
-          <w:b/>
-          <w:color w:val="000000"/>
-        </w:rPr>
-        <w:t xml:space="preserve"> </w:t>
-      </w:r>
-    </w:p>
-    <w:p>
-      <w:pPr>
-        <w:spacing w:after="0" w:line="240" w:lineRule="auto"/>
-        <w:ind w:left="720" w:firstLine="720"/>
-        <w:rPr>
-          <w:rFonts w:ascii="Arial" w:eastAsia="Times New Roman" w:hAnsi="Arial" w:cs="Arial"/>
-          <w:color w:val="000000"/>
-        </w:rPr>
-      </w:pPr>
-      <w:proofErr w:type="gramStart"/>
-      <w:r>
-        <w:rPr>
-          <w:rFonts w:ascii="Arial" w:eastAsia="Times New Roman" w:hAnsi="Arial" w:cs="Arial"/>
-          <w:color w:val="000000"/>
-        </w:rPr>
-        <w:t>name</w:t>
-      </w:r>
-      <w:proofErr w:type="gramEnd"/>
-    </w:p>
-    <w:p>
-      <w:pPr>
-        <w:spacing w:after="0" w:line="240" w:lineRule="auto"/>
-        <w:ind w:left="720" w:firstLine="720"/>
-        <w:rPr>
-          <w:rFonts w:ascii="Arial" w:eastAsia="Times New Roman" w:hAnsi="Arial" w:cs="Arial"/>
-          <w:color w:val="000000"/>
-        </w:rPr>
-      </w:pPr>
-      <w:proofErr w:type="gramStart"/>
-      <w:r>
-        <w:rPr>
-          <w:rFonts w:ascii="Arial" w:eastAsia="Times New Roman" w:hAnsi="Arial" w:cs="Arial"/>
-          <w:color w:val="000000"/>
-        </w:rPr>
-        <w:t>email</w:t>
-      </w:r>
-      <w:proofErr w:type="gramEnd"/>
-    </w:p>
-    <w:p>
-      <w:pPr>
-        <w:pStyle w:val="ListParagraph"/>
-        <w:spacing w:after="0" w:line="240" w:lineRule="auto"/>
-        <w:ind w:left="1440"/>
-        <w:rPr>
-          <w:rFonts w:ascii="Arial" w:eastAsia="Times New Roman" w:hAnsi="Arial" w:cs="Arial"/>
-          <w:color w:val="000000"/>
-        </w:rPr>
-      </w:pPr>
-      <w:proofErr w:type="gramStart"/>
-      <w:r>
-        <w:rPr>
-          <w:rFonts w:ascii="Arial" w:eastAsia="Times New Roman" w:hAnsi="Arial" w:cs="Arial"/>
-          <w:color w:val="000000"/>
-        </w:rPr>
-        <w:t>comment</w:t>
-      </w:r>
-      <w:proofErr w:type="gramEnd"/>
-      <w:r>
-        <w:rPr>
-          <w:rFonts w:ascii="Arial" w:eastAsia="Times New Roman" w:hAnsi="Arial" w:cs="Arial"/>
-          <w:color w:val="000000"/>
-        </w:rPr>
-        <w:t xml:space="preserve"> </w:t>
-      </w:r>
-    </w:p>
-    <w:p>
-      <w:pPr>
-        <w:pStyle w:val="ListParagraph"/>
-        <w:spacing w:after="0" w:line="240" w:lineRule="auto"/>
-        <w:ind w:left="1440"/>
-        <w:rPr>
-          <w:rFonts w:ascii="Arial" w:eastAsia="Times New Roman" w:hAnsi="Arial" w:cs="Arial"/>
-          <w:color w:val="000000"/>
-        </w:rPr>
-      </w:pPr>
-    </w:p>
-    <w:p>
-      <w:pPr>
-        <w:pStyle w:val="ListParagraph"/>
-        <w:spacing w:after="0" w:line="240" w:lineRule="auto"/>
-        <w:ind w:left="1440"/>
-        <w:rPr>
-          <w:rFonts w:ascii="Arial" w:eastAsia="Times New Roman" w:hAnsi="Arial" w:cs="Arial"/>
-          <w:color w:val="000000"/>
-        </w:rPr>
-      </w:pPr>
-    </w:p>
-    <w:p>
-      <w:pPr>
-        <w:pStyle w:val="ListParagraph"/>
-        <w:spacing w:after="0" w:line="240" w:lineRule="auto"/>
-        <w:ind w:left="1440"/>
-        <w:rPr>
-          <w:rFonts w:ascii="Arial" w:eastAsia="Times New Roman" w:hAnsi="Arial" w:cs="Arial"/>
-          <w:color w:val="000000"/>
-        </w:rPr>
-      </w:pPr>
-    </w:p>
-    <w:p>
-      <w:pPr>
-        <w:pStyle w:val="ListParagraph"/>
-        <w:spacing w:after="0" w:line="240" w:lineRule="auto"/>
-        <w:ind w:left="1440"/>
-        <w:rPr>
-          <w:rFonts w:ascii="Arial" w:eastAsia="Times New Roman" w:hAnsi="Arial" w:cs="Arial"/>
-          <w:color w:val="000000"/>
-        </w:rPr>
-      </w:pPr>
-    </w:p>
-    <w:p>
-      <w:pPr>
-        <w:pStyle w:val="ListParagraph"/>
-        <w:spacing w:after="0" w:line="240" w:lineRule="auto"/>
-        <w:ind w:left="1440"/>
-        <w:rPr>
-          <w:rFonts w:ascii="Arial" w:eastAsia="Times New Roman" w:hAnsi="Arial" w:cs="Arial"/>
-          <w:color w:val="000000"/>
-        </w:rPr>
-      </w:pPr>
-    </w:p>
-    <w:p>
-      <w:pPr>
-        <w:pStyle w:val="ListParagraph"/>
-        <w:spacing w:after="0" w:line="240" w:lineRule="auto"/>
-        <w:ind w:left="1440"/>
-        <w:rPr>
-          <w:rFonts w:ascii="Arial" w:eastAsia="Times New Roman" w:hAnsi="Arial" w:cs="Arial"/>
-          <w:color w:val="000000"/>
-        </w:rPr>
-      </w:pPr>
-      <w:proofErr w:type="gramStart"/>
-      <w:r>
-        <w:rPr>
-          <w:rFonts w:ascii="Arial" w:eastAsia="Times New Roman" w:hAnsi="Arial" w:cs="Arial"/>
-          <w:color w:val="000000"/>
-        </w:rPr>
-        <w:t>customers.tbl</w:t>
-      </w:r>
-      <w:proofErr w:type="gramEnd"/>
-      <w:r>
-        <w:rPr>
-          <w:rFonts w:ascii="Arial" w:eastAsia="Times New Roman" w:hAnsi="Arial" w:cs="Arial"/>
-          <w:color w:val="000000"/>
-        </w:rPr>
-        <w:t xml:space="preserve">                   signup form   5   /  table column 7</w:t>
-      </w:r>
-    </w:p>
-    <w:p>
-      <w:pPr>
-        <w:spacing w:after="0" w:line="240" w:lineRule="auto"/>
-        <w:ind w:left="720" w:firstLine="720"/>
-        <w:rPr>
-          <w:rFonts w:ascii="Arial" w:eastAsia="Times New Roman" w:hAnsi="Arial" w:cs="Arial"/>
-          <w:b/>
-          <w:color w:val="000000"/>
-        </w:rPr>
-      </w:pPr>
-    </w:p>
-    <w:p>
-      <w:pPr>
-        <w:spacing w:after="0" w:line="240" w:lineRule="auto"/>
-        <w:ind w:left="720" w:firstLine="720"/>
-        <w:rPr>
-          <w:rFonts w:ascii="Arial" w:eastAsia="Times New Roman" w:hAnsi="Arial" w:cs="Arial"/>
-          <w:b/>
-          <w:color w:val="000000"/>
-        </w:rPr>
-      </w:pPr>
-      <w:proofErr w:type="gramStart"/>
-      <w:r>
-        <w:rPr>
-          <w:rFonts w:ascii="Arial" w:eastAsia="Times New Roman" w:hAnsi="Arial" w:cs="Arial"/>
-          <w:b/>
-          <w:color w:val="000000"/>
-        </w:rPr>
-        <w:t>id</w:t>
-      </w:r>
-      <w:proofErr w:type="gramEnd"/>
-      <w:r>
-        <w:rPr>
-          <w:rFonts w:ascii="Arial" w:eastAsia="Times New Roman" w:hAnsi="Arial" w:cs="Arial"/>
-          <w:b/>
-          <w:color w:val="000000"/>
-        </w:rPr>
-        <w:t xml:space="preserve"> </w:t>
-      </w:r>
-      <w:r>
-        <w:rPr>
-          <w:rFonts w:ascii="Arial" w:eastAsia="Times New Roman" w:hAnsi="Arial" w:cs="Arial"/>
-          <w:b/>
-          <w:color w:val="000000"/>
-        </w:rPr>
-        <w:tab/>
-      </w:r>
-      <w:proofErr w:type="spellStart"/>
-      <w:r>
-        <w:rPr>
-          <w:rFonts w:ascii="Arial" w:eastAsia="Times New Roman" w:hAnsi="Arial" w:cs="Arial"/>
-          <w:b/>
-          <w:color w:val="000000"/>
-        </w:rPr>
-        <w:t>pk</w:t>
-      </w:r>
-      <w:proofErr w:type="spellEnd"/>
-      <w:r>
-        <w:rPr>
-          <w:rFonts w:ascii="Arial" w:eastAsia="Times New Roman" w:hAnsi="Arial" w:cs="Arial"/>
-          <w:b/>
-          <w:color w:val="000000"/>
-        </w:rPr>
-        <w:t xml:space="preserve"> </w:t>
-      </w:r>
-      <w:r>
-        <w:rPr>
-          <w:rFonts w:ascii="Arial" w:eastAsia="Times New Roman" w:hAnsi="Arial" w:cs="Arial"/>
-          <w:b/>
-          <w:color w:val="000000"/>
-        </w:rPr>
-        <w:t xml:space="preserve">    </w:t>
-      </w:r>
-      <w:proofErr w:type="spellStart"/>
-      <w:r>
-        <w:rPr>
-          <w:rFonts w:ascii="Arial" w:eastAsia="Times New Roman" w:hAnsi="Arial" w:cs="Arial"/>
-          <w:b/>
-          <w:color w:val="000000"/>
-        </w:rPr>
-        <w:t>auto_increement</w:t>
-      </w:r>
-      <w:proofErr w:type="spellEnd"/>
-      <w:r>
-        <w:rPr>
-          <w:rFonts w:ascii="Arial" w:eastAsia="Times New Roman" w:hAnsi="Arial" w:cs="Arial"/>
-          <w:b/>
-          <w:color w:val="000000"/>
-        </w:rPr>
-        <w:t xml:space="preserve"> </w:t>
-      </w:r>
-    </w:p>
-    <w:p>
-      <w:pPr>
-        <w:spacing w:after="0" w:line="240" w:lineRule="auto"/>
-        <w:ind w:left="720" w:firstLine="720"/>
-        <w:rPr>
-          <w:rFonts w:ascii="Arial" w:eastAsia="Times New Roman" w:hAnsi="Arial" w:cs="Arial"/>
-          <w:color w:val="000000"/>
-        </w:rPr>
-      </w:pPr>
-      <w:proofErr w:type="gramStart"/>
-      <w:r>
-        <w:rPr>
-          <w:rFonts w:ascii="Arial" w:eastAsia="Times New Roman" w:hAnsi="Arial" w:cs="Arial"/>
-          <w:color w:val="000000"/>
-        </w:rPr>
-        <w:t>name</w:t>
-      </w:r>
-      <w:proofErr w:type="gramEnd"/>
-    </w:p>
-    <w:p>
-      <w:pPr>
-        <w:spacing w:after="0" w:line="240" w:lineRule="auto"/>
-        <w:ind w:left="720" w:firstLine="720"/>
-        <w:rPr>
-          <w:rFonts w:ascii="Arial" w:eastAsia="Times New Roman" w:hAnsi="Arial" w:cs="Arial"/>
-          <w:color w:val="000000"/>
-        </w:rPr>
-      </w:pPr>
-      <w:proofErr w:type="gramStart"/>
-      <w:r>
-        <w:rPr>
-          <w:rFonts w:ascii="Arial" w:eastAsia="Times New Roman" w:hAnsi="Arial" w:cs="Arial"/>
-          <w:color w:val="000000"/>
-        </w:rPr>
-        <w:t>email</w:t>
-      </w:r>
-      <w:proofErr w:type="gramEnd"/>
-    </w:p>
-    <w:p>
-      <w:pPr>
-        <w:spacing w:after="0" w:line="240" w:lineRule="auto"/>
-        <w:ind w:left="720" w:firstLine="720"/>
-        <w:rPr>
-          <w:rFonts w:ascii="Arial" w:eastAsia="Times New Roman" w:hAnsi="Arial" w:cs="Arial"/>
-          <w:color w:val="000000"/>
-        </w:rPr>
-      </w:pPr>
-      <w:proofErr w:type="gramStart"/>
-      <w:r>
-        <w:rPr>
-          <w:rFonts w:ascii="Arial" w:eastAsia="Times New Roman" w:hAnsi="Arial" w:cs="Arial"/>
-          <w:color w:val="000000"/>
-        </w:rPr>
-        <w:t>password</w:t>
-      </w:r>
-      <w:proofErr w:type="gramEnd"/>
-    </w:p>
-    <w:p>
-      <w:pPr>
-        <w:spacing w:after="0" w:line="240" w:lineRule="auto"/>
-        <w:ind w:left="720" w:firstLine="720"/>
-        <w:rPr>
-          <w:rFonts w:ascii="Arial" w:eastAsia="Times New Roman" w:hAnsi="Arial" w:cs="Arial"/>
-          <w:color w:val="000000"/>
-        </w:rPr>
-      </w:pPr>
-      <w:proofErr w:type="gramStart"/>
-      <w:r>
-        <w:rPr>
-          <w:rFonts w:ascii="Arial" w:eastAsia="Times New Roman" w:hAnsi="Arial" w:cs="Arial"/>
-          <w:color w:val="000000"/>
-        </w:rPr>
-        <w:t>mobile</w:t>
-      </w:r>
-      <w:proofErr w:type="gramEnd"/>
-    </w:p>
-    <w:p>
-      <w:pPr>
-        <w:spacing w:after="0" w:line="240" w:lineRule="auto"/>
-        <w:ind w:left="720" w:firstLine="720"/>
-        <w:rPr>
-          <w:rFonts w:ascii="Arial" w:eastAsia="Times New Roman" w:hAnsi="Arial" w:cs="Arial"/>
-          <w:color w:val="000000"/>
-        </w:rPr>
-      </w:pPr>
-      <w:proofErr w:type="gramStart"/>
-      <w:r>
-        <w:rPr>
-          <w:rFonts w:ascii="Arial" w:eastAsia="Times New Roman" w:hAnsi="Arial" w:cs="Arial"/>
-          <w:color w:val="000000"/>
-        </w:rPr>
-        <w:t>image</w:t>
-      </w:r>
-      <w:proofErr w:type="gramEnd"/>
-    </w:p>
-    <w:p>
-      <w:pPr>
-        <w:spacing w:after="0" w:line="240" w:lineRule="auto"/>
-        <w:ind w:left="720" w:firstLine="720"/>
-        <w:rPr>
-          <w:rFonts w:ascii="Arial" w:eastAsia="Times New Roman" w:hAnsi="Arial" w:cs="Arial"/>
-          <w:b/>
-          <w:color w:val="000000"/>
-        </w:rPr>
-      </w:pPr>
-      <w:proofErr w:type="gramStart"/>
-      <w:r>
-        <w:rPr>
-          <w:rFonts w:ascii="Arial" w:eastAsia="Times New Roman" w:hAnsi="Arial" w:cs="Arial"/>
-          <w:b/>
-          <w:color w:val="000000"/>
-        </w:rPr>
-        <w:t>status</w:t>
-      </w:r>
-      <w:proofErr w:type="gramEnd"/>
-      <w:r>
-        <w:rPr>
-          <w:rFonts w:ascii="Arial" w:eastAsia="Times New Roman" w:hAnsi="Arial" w:cs="Arial"/>
-          <w:b/>
-          <w:color w:val="000000"/>
-        </w:rPr>
-        <w:t xml:space="preserve"> </w:t>
-      </w:r>
-      <w:r>
-        <w:rPr>
-          <w:rFonts w:ascii="Arial" w:eastAsia="Times New Roman" w:hAnsi="Arial" w:cs="Arial"/>
-          <w:b/>
-          <w:color w:val="000000"/>
-        </w:rPr>
-        <w:t xml:space="preserve">    automatic  </w:t>
-      </w:r>
-    </w:p>
-    <w:p>
-      <w:pPr>
-        <w:pStyle w:val="ListParagraph"/>
-        <w:spacing w:after="0" w:line="240" w:lineRule="auto"/>
-        <w:ind w:left="1440"/>
-        <w:rPr>
-          <w:rFonts w:ascii="Arial" w:eastAsia="Times New Roman" w:hAnsi="Arial" w:cs="Arial"/>
-          <w:color w:val="000000"/>
-        </w:rPr>
-      </w:pPr>
-    </w:p>
-    <w:p>
-      <w:pPr>
-        <w:pStyle w:val="ListParagraph"/>
-        <w:spacing w:after="0" w:line="240" w:lineRule="auto"/>
-        <w:ind w:left="1440"/>
-        <w:rPr>
-          <w:rFonts w:ascii="Arial" w:eastAsia="Times New Roman" w:hAnsi="Arial" w:cs="Arial"/>
-          <w:color w:val="000000"/>
-        </w:rPr>
-      </w:pPr>
-    </w:p>
-    <w:p>
-      <w:pPr>
-        <w:spacing w:after="0" w:line="240" w:lineRule="auto"/>
-        <w:ind w:left="720" w:firstLine="720"/>
-        <w:rPr>
-          <w:rFonts w:ascii="Arial" w:eastAsia="Times New Roman" w:hAnsi="Arial" w:cs="Arial"/>
-          <w:color w:val="000000"/>
-        </w:rPr>
-      </w:pPr>
-      <w:r>
-        <w:rPr>
-          <w:rFonts w:ascii="Arial" w:eastAsia="Times New Roman" w:hAnsi="Arial" w:cs="Arial"/>
-          <w:color w:val="000000"/>
-        </w:rPr>
-        <w:t>carts.tbl</w:t>
-      </w:r>
-    </w:p>
-    <w:p>
-      <w:pPr>
-        <w:spacing w:after="0" w:line="240" w:lineRule="auto"/>
-        <w:ind w:left="720" w:firstLine="720"/>
-        <w:rPr>
-          <w:rFonts w:ascii="Arial" w:eastAsia="Times New Roman" w:hAnsi="Arial" w:cs="Arial"/>
-          <w:b/>
-          <w:color w:val="000000"/>
-        </w:rPr>
-      </w:pPr>
-      <w:proofErr w:type="gramStart"/>
-      <w:r>
-        <w:rPr>
-          <w:rFonts w:ascii="Arial" w:eastAsia="Times New Roman" w:hAnsi="Arial" w:cs="Arial"/>
-          <w:b/>
-          <w:color w:val="000000"/>
-        </w:rPr>
-        <w:t>id</w:t>
-      </w:r>
-      <w:proofErr w:type="gramEnd"/>
-      <w:r>
-        <w:rPr>
-          <w:rFonts w:ascii="Arial" w:eastAsia="Times New Roman" w:hAnsi="Arial" w:cs="Arial"/>
-          <w:b/>
-          <w:color w:val="000000"/>
-        </w:rPr>
-        <w:t xml:space="preserve"> </w:t>
-      </w:r>
-      <w:r>
-        <w:rPr>
-          <w:rFonts w:ascii="Arial" w:eastAsia="Times New Roman" w:hAnsi="Arial" w:cs="Arial"/>
-          <w:b/>
-          <w:color w:val="000000"/>
-        </w:rPr>
-        <w:tab/>
-      </w:r>
-      <w:proofErr w:type="spellStart"/>
-      <w:r>
-        <w:rPr>
-          <w:rFonts w:ascii="Arial" w:eastAsia="Times New Roman" w:hAnsi="Arial" w:cs="Arial"/>
-          <w:b/>
-          <w:color w:val="000000"/>
-        </w:rPr>
-        <w:t>pk</w:t>
-      </w:r>
-      <w:proofErr w:type="spellEnd"/>
-      <w:r>
-        <w:rPr>
-          <w:rFonts w:ascii="Arial" w:eastAsia="Times New Roman" w:hAnsi="Arial" w:cs="Arial"/>
-          <w:b/>
-          <w:color w:val="000000"/>
-        </w:rPr>
-        <w:t xml:space="preserve"> </w:t>
-      </w:r>
-      <w:r>
-        <w:rPr>
-          <w:rFonts w:ascii="Arial" w:eastAsia="Times New Roman" w:hAnsi="Arial" w:cs="Arial"/>
-          <w:b/>
-          <w:color w:val="000000"/>
-        </w:rPr>
-        <w:t xml:space="preserve">    </w:t>
-      </w:r>
-      <w:proofErr w:type="spellStart"/>
-      <w:r>
-        <w:rPr>
-          <w:rFonts w:ascii="Arial" w:eastAsia="Times New Roman" w:hAnsi="Arial" w:cs="Arial"/>
-          <w:b/>
-          <w:color w:val="000000"/>
-        </w:rPr>
-        <w:t>auto_increement</w:t>
-      </w:r>
-      <w:proofErr w:type="spellEnd"/>
-      <w:r>
-        <w:rPr>
-          <w:rFonts w:ascii="Arial" w:eastAsia="Times New Roman" w:hAnsi="Arial" w:cs="Arial"/>
-          <w:b/>
-          <w:color w:val="000000"/>
-        </w:rPr>
-        <w:t xml:space="preserve"> </w:t>
-      </w:r>
-    </w:p>
-    <w:p>
-      <w:pPr>
-        <w:spacing w:after="0" w:line="240" w:lineRule="auto"/>
-        <w:ind w:left="720" w:firstLine="720"/>
-        <w:rPr>
-          <w:rFonts w:ascii="Arial" w:eastAsia="Times New Roman" w:hAnsi="Arial" w:cs="Arial"/>
-          <w:color w:val="000000"/>
-        </w:rPr>
-      </w:pPr>
-      <w:proofErr w:type="spellStart"/>
-      <w:proofErr w:type="gramStart"/>
-      <w:r>
-        <w:rPr>
-          <w:rFonts w:ascii="Arial" w:eastAsia="Times New Roman" w:hAnsi="Arial" w:cs="Arial"/>
-          <w:color w:val="000000"/>
-        </w:rPr>
-        <w:t>prod_id</w:t>
-      </w:r>
-      <w:proofErr w:type="spellEnd"/>
-      <w:proofErr w:type="gramEnd"/>
-      <w:r>
-        <w:rPr>
-          <w:rFonts w:ascii="Arial" w:eastAsia="Times New Roman" w:hAnsi="Arial" w:cs="Arial"/>
-          <w:color w:val="000000"/>
-        </w:rPr>
-        <w:t xml:space="preserve">   </w:t>
-      </w:r>
-      <w:proofErr w:type="spellStart"/>
-      <w:r>
-        <w:rPr>
-          <w:rFonts w:ascii="Arial" w:eastAsia="Times New Roman" w:hAnsi="Arial" w:cs="Arial"/>
-          <w:color w:val="000000"/>
-        </w:rPr>
-        <w:t>fk</w:t>
-      </w:r>
-      <w:proofErr w:type="spellEnd"/>
-    </w:p>
-    <w:p>
-      <w:pPr>
-        <w:spacing w:after="0" w:line="240" w:lineRule="auto"/>
-        <w:ind w:left="720" w:firstLine="720"/>
-        <w:rPr>
-          <w:rFonts w:ascii="Arial" w:eastAsia="Times New Roman" w:hAnsi="Arial" w:cs="Arial"/>
-          <w:color w:val="000000"/>
-        </w:rPr>
-      </w:pPr>
-      <w:proofErr w:type="spellStart"/>
-      <w:proofErr w:type="gramStart"/>
-      <w:r>
-        <w:rPr>
-          <w:rFonts w:ascii="Arial" w:eastAsia="Times New Roman" w:hAnsi="Arial" w:cs="Arial"/>
-          <w:color w:val="000000"/>
-        </w:rPr>
-        <w:t>cust_id</w:t>
-      </w:r>
-      <w:proofErr w:type="spellEnd"/>
-      <w:proofErr w:type="gramEnd"/>
-      <w:r>
-        <w:rPr>
-          <w:rFonts w:ascii="Arial" w:eastAsia="Times New Roman" w:hAnsi="Arial" w:cs="Arial"/>
-          <w:color w:val="000000"/>
-        </w:rPr>
-        <w:t xml:space="preserve">    </w:t>
-      </w:r>
-      <w:proofErr w:type="spellStart"/>
-      <w:r>
-        <w:rPr>
-          <w:rFonts w:ascii="Arial" w:eastAsia="Times New Roman" w:hAnsi="Arial" w:cs="Arial"/>
-          <w:color w:val="000000"/>
-        </w:rPr>
-        <w:t>fk</w:t>
-      </w:r>
-      <w:proofErr w:type="spellEnd"/>
-    </w:p>
-    <w:p>
-      <w:pPr>
-        <w:spacing w:after="0" w:line="240" w:lineRule="auto"/>
-        <w:ind w:left="720" w:firstLine="720"/>
-        <w:rPr>
-          <w:rFonts w:ascii="Arial" w:eastAsia="Times New Roman" w:hAnsi="Arial" w:cs="Arial"/>
-          <w:color w:val="000000"/>
-        </w:rPr>
-      </w:pPr>
-      <w:proofErr w:type="gramStart"/>
-      <w:r>
-        <w:rPr>
-          <w:rFonts w:ascii="Arial" w:eastAsia="Times New Roman" w:hAnsi="Arial" w:cs="Arial"/>
-          <w:color w:val="000000"/>
-        </w:rPr>
-        <w:t>qty</w:t>
-      </w:r>
-      <w:proofErr w:type="gramEnd"/>
-    </w:p>
-    <w:p>
-      <w:pPr>
-        <w:spacing w:after="0" w:line="240" w:lineRule="auto"/>
-        <w:ind w:left="720" w:firstLine="720"/>
-        <w:rPr>
-          <w:rFonts w:ascii="Arial" w:eastAsia="Times New Roman" w:hAnsi="Arial" w:cs="Arial"/>
-          <w:color w:val="000000"/>
-        </w:rPr>
-      </w:pPr>
-      <w:proofErr w:type="spellStart"/>
-      <w:r>
-        <w:rPr>
-          <w:rFonts w:ascii="Arial" w:eastAsia="Times New Roman" w:hAnsi="Arial" w:cs="Arial"/>
-          <w:color w:val="000000"/>
-        </w:rPr>
-        <w:t>total_price</w:t>
-      </w:r>
-      <w:proofErr w:type="spellEnd"/>
-    </w:p>
-    <w:p>
-      <w:pPr>
-        <w:spacing w:after="0" w:line="240" w:lineRule="auto"/>
-        <w:ind w:left="720" w:firstLine="720"/>
-        <w:rPr>
-          <w:rFonts w:ascii="Arial" w:eastAsia="Times New Roman" w:hAnsi="Arial" w:cs="Arial"/>
-          <w:color w:val="000000"/>
-        </w:rPr>
-      </w:pPr>
-    </w:p>
-    <w:p>
-      <w:pPr>
-        <w:spacing w:after="0" w:line="240" w:lineRule="auto"/>
-        <w:ind w:left="720" w:firstLine="720"/>
-        <w:rPr>
-          <w:rFonts w:ascii="Arial" w:eastAsia="Times New Roman" w:hAnsi="Arial" w:cs="Arial"/>
-          <w:color w:val="000000"/>
-        </w:rPr>
-      </w:pPr>
-    </w:p>
-    <w:p>
-      <w:pPr>
-        <w:spacing w:after="0" w:line="240" w:lineRule="auto"/>
-        <w:ind w:left="720" w:firstLine="720"/>
-        <w:rPr>
-          <w:rFonts w:ascii="Arial" w:eastAsia="Times New Roman" w:hAnsi="Arial" w:cs="Arial"/>
-          <w:color w:val="000000"/>
-        </w:rPr>
-      </w:pPr>
-    </w:p>
-    <w:p>
-      <w:pPr>
-        <w:spacing w:after="0" w:line="240" w:lineRule="auto"/>
-        <w:ind w:left="720" w:firstLine="720"/>
-        <w:rPr>
-          <w:rFonts w:ascii="Arial" w:eastAsia="Times New Roman" w:hAnsi="Arial" w:cs="Arial"/>
-          <w:color w:val="000000"/>
-        </w:rPr>
-      </w:pPr>
-    </w:p>
-    <w:p>
-      <w:pPr>
-        <w:pStyle w:val="ListParagraph"/>
-        <w:spacing w:after="0" w:line="240" w:lineRule="auto"/>
-        <w:ind w:left="1440"/>
-        <w:rPr>
-          <w:rFonts w:ascii="Arial" w:eastAsia="Times New Roman" w:hAnsi="Arial" w:cs="Arial"/>
-          <w:color w:val="000000"/>
-        </w:rPr>
-      </w:pPr>
-      <w:r>
-        <w:rPr>
-          <w:rFonts w:ascii="Arial" w:eastAsia="Times New Roman" w:hAnsi="Arial" w:cs="Arial"/>
-          <w:color w:val="000000"/>
-        </w:rPr>
-        <w:t>orders.tbl</w:t>
-      </w:r>
-    </w:p>
-    <w:p>
-      <w:pPr>
-        <w:spacing w:after="0" w:line="240" w:lineRule="auto"/>
-        <w:ind w:left="720" w:firstLine="720"/>
-        <w:rPr>
-          <w:rFonts w:ascii="Arial" w:eastAsia="Times New Roman" w:hAnsi="Arial" w:cs="Arial"/>
-          <w:b/>
-          <w:color w:val="000000"/>
-        </w:rPr>
-      </w:pPr>
-      <w:proofErr w:type="gramStart"/>
-      <w:r>
-        <w:rPr>
-          <w:rFonts w:ascii="Arial" w:eastAsia="Times New Roman" w:hAnsi="Arial" w:cs="Arial"/>
-          <w:b/>
-          <w:color w:val="000000"/>
-        </w:rPr>
-        <w:t>id</w:t>
-      </w:r>
-      <w:proofErr w:type="gramEnd"/>
-      <w:r>
-        <w:rPr>
-          <w:rFonts w:ascii="Arial" w:eastAsia="Times New Roman" w:hAnsi="Arial" w:cs="Arial"/>
-          <w:b/>
-          <w:color w:val="000000"/>
-        </w:rPr>
-        <w:t xml:space="preserve"> </w:t>
-      </w:r>
-      <w:r>
-        <w:rPr>
-          <w:rFonts w:ascii="Arial" w:eastAsia="Times New Roman" w:hAnsi="Arial" w:cs="Arial"/>
-          <w:b/>
-          <w:color w:val="000000"/>
-        </w:rPr>
-        <w:tab/>
-      </w:r>
-      <w:proofErr w:type="spellStart"/>
-      <w:r>
-        <w:rPr>
-          <w:rFonts w:ascii="Arial" w:eastAsia="Times New Roman" w:hAnsi="Arial" w:cs="Arial"/>
-          <w:b/>
-          <w:color w:val="000000"/>
-        </w:rPr>
-        <w:t>pk</w:t>
-      </w:r>
-      <w:proofErr w:type="spellEnd"/>
-      <w:r>
-        <w:rPr>
-          <w:rFonts w:ascii="Arial" w:eastAsia="Times New Roman" w:hAnsi="Arial" w:cs="Arial"/>
-          <w:b/>
-          <w:color w:val="000000"/>
-        </w:rPr>
-        <w:t xml:space="preserve"> </w:t>
-      </w:r>
-      <w:r>
-        <w:rPr>
-          <w:rFonts w:ascii="Arial" w:eastAsia="Times New Roman" w:hAnsi="Arial" w:cs="Arial"/>
-          <w:b/>
-          <w:color w:val="000000"/>
-        </w:rPr>
-        <w:t xml:space="preserve">    </w:t>
-      </w:r>
-      <w:proofErr w:type="spellStart"/>
-      <w:r>
-        <w:rPr>
-          <w:rFonts w:ascii="Arial" w:eastAsia="Times New Roman" w:hAnsi="Arial" w:cs="Arial"/>
-          <w:b/>
-          <w:color w:val="000000"/>
-        </w:rPr>
-        <w:t>auto_increement</w:t>
-      </w:r>
-      <w:proofErr w:type="spellEnd"/>
-      <w:r>
-        <w:rPr>
-          <w:rFonts w:ascii="Arial" w:eastAsia="Times New Roman" w:hAnsi="Arial" w:cs="Arial"/>
-          <w:b/>
-          <w:color w:val="000000"/>
-        </w:rPr>
-        <w:t xml:space="preserve"> </w:t>
-      </w:r>
-    </w:p>
-    <w:p>
-      <w:pPr>
-        <w:pStyle w:val="ListParagraph"/>
-        <w:spacing w:after="0" w:line="240" w:lineRule="auto"/>
-        <w:ind w:left="1440"/>
-        <w:rPr>
-          <w:rFonts w:ascii="Arial" w:eastAsia="Times New Roman" w:hAnsi="Arial" w:cs="Arial"/>
-          <w:color w:val="000000"/>
-        </w:rPr>
-      </w:pPr>
-      <w:proofErr w:type="spellStart"/>
-      <w:proofErr w:type="gramStart"/>
-      <w:r>
-        <w:rPr>
-          <w:rFonts w:ascii="Arial" w:eastAsia="Times New Roman" w:hAnsi="Arial" w:cs="Arial"/>
-          <w:color w:val="000000"/>
-        </w:rPr>
-        <w:t>cart_id</w:t>
-      </w:r>
-      <w:proofErr w:type="spellEnd"/>
-      <w:proofErr w:type="gramEnd"/>
-      <w:r>
-        <w:rPr>
-          <w:rFonts w:ascii="Arial" w:eastAsia="Times New Roman" w:hAnsi="Arial" w:cs="Arial"/>
-          <w:color w:val="000000"/>
-        </w:rPr>
-        <w:t xml:space="preserve">     </w:t>
-      </w:r>
-      <w:proofErr w:type="spellStart"/>
-      <w:r>
-        <w:rPr>
-          <w:rFonts w:ascii="Arial" w:eastAsia="Times New Roman" w:hAnsi="Arial" w:cs="Arial"/>
-          <w:color w:val="000000"/>
-        </w:rPr>
-        <w:t>fk</w:t>
-      </w:r>
-      <w:proofErr w:type="spellEnd"/>
-    </w:p>
-    <w:p>
-      <w:pPr>
-        <w:pStyle w:val="ListParagraph"/>
-        <w:spacing w:after="0" w:line="240" w:lineRule="auto"/>
-        <w:ind w:left="1440"/>
-        <w:rPr>
-          <w:rFonts w:ascii="Arial" w:eastAsia="Times New Roman" w:hAnsi="Arial" w:cs="Arial"/>
-          <w:color w:val="000000"/>
-        </w:rPr>
-      </w:pPr>
-      <w:proofErr w:type="spellStart"/>
-      <w:proofErr w:type="gramStart"/>
-      <w:r>
-        <w:rPr>
-          <w:rFonts w:ascii="Arial" w:eastAsia="Times New Roman" w:hAnsi="Arial" w:cs="Arial"/>
-          <w:color w:val="000000"/>
-        </w:rPr>
-        <w:t>cust_id</w:t>
-      </w:r>
-      <w:proofErr w:type="spellEnd"/>
-      <w:proofErr w:type="gramEnd"/>
-      <w:r>
-        <w:rPr>
-          <w:rFonts w:ascii="Arial" w:eastAsia="Times New Roman" w:hAnsi="Arial" w:cs="Arial"/>
-          <w:color w:val="000000"/>
-        </w:rPr>
-        <w:t xml:space="preserve">    </w:t>
-      </w:r>
-      <w:proofErr w:type="spellStart"/>
-      <w:r>
-        <w:rPr>
-          <w:rFonts w:ascii="Arial" w:eastAsia="Times New Roman" w:hAnsi="Arial" w:cs="Arial"/>
-          <w:color w:val="000000"/>
-        </w:rPr>
-        <w:t>fk</w:t>
-      </w:r>
-      <w:proofErr w:type="spellEnd"/>
-    </w:p>
-    <w:p>
-      <w:pPr>
-        <w:pStyle w:val="ListParagraph"/>
-        <w:spacing w:after="0" w:line="240" w:lineRule="auto"/>
-        <w:ind w:left="1440"/>
-        <w:rPr>
-          <w:rFonts w:ascii="Arial" w:eastAsia="Times New Roman" w:hAnsi="Arial" w:cs="Arial"/>
-          <w:color w:val="000000"/>
-        </w:rPr>
-      </w:pPr>
-      <w:proofErr w:type="spellStart"/>
+      <w:r>
+        <w:rPr>
+          <w:rFonts w:ascii="Arial" w:eastAsia="Times New Roman" w:hAnsi="Arial" w:cs="Arial"/>
+          <w:b/>
+          <w:color w:val="000000"/>
+        </w:rPr>
+        <w:t xml:space="preserve">auto_increement </w:t>
+      </w:r>
+    </w:p>
+    <w:p>
+      <w:pPr>
+        <w:pStyle w:val="ListParagraph"/>
+        <w:spacing w:after="0" w:line="240" w:lineRule="auto"/>
+        <w:ind w:left="1440"/>
+        <w:rPr>
+          <w:rFonts w:ascii="Arial" w:eastAsia="Times New Roman" w:hAnsi="Arial" w:cs="Arial"/>
+          <w:color w:val="000000"/>
+        </w:rPr>
+      </w:pPr>
+      <w:r>
+        <w:rPr>
+          <w:rFonts w:ascii="Arial" w:eastAsia="Times New Roman" w:hAnsi="Arial" w:cs="Arial"/>
+          <w:color w:val="000000"/>
+        </w:rPr>
+        <w:t>cart_id     fk</w:t>
+      </w:r>
+    </w:p>
+    <w:p>
+      <w:pPr>
+        <w:pStyle w:val="ListParagraph"/>
+        <w:spacing w:after="0" w:line="240" w:lineRule="auto"/>
+        <w:ind w:left="1440"/>
+        <w:rPr>
+          <w:rFonts w:ascii="Arial" w:eastAsia="Times New Roman" w:hAnsi="Arial" w:cs="Arial"/>
+          <w:color w:val="000000"/>
+        </w:rPr>
+      </w:pPr>
+      <w:r>
+        <w:rPr>
+          <w:rFonts w:ascii="Arial" w:eastAsia="Times New Roman" w:hAnsi="Arial" w:cs="Arial"/>
+          <w:color w:val="000000"/>
+        </w:rPr>
+        <w:t>cust_id    fk</w:t>
+      </w:r>
+    </w:p>
+    <w:p>
+      <w:pPr>
+        <w:pStyle w:val="ListParagraph"/>
+        <w:spacing w:after="0" w:line="240" w:lineRule="auto"/>
+        <w:ind w:left="1440"/>
+        <w:rPr>
+          <w:rFonts w:ascii="Arial" w:eastAsia="Times New Roman" w:hAnsi="Arial" w:cs="Arial"/>
+          <w:color w:val="000000"/>
+        </w:rPr>
+      </w:pPr>
       <w:r>
         <w:rPr>
           <w:rFonts w:ascii="Arial" w:eastAsia="Times New Roman" w:hAnsi="Arial" w:cs="Arial"/>
@@ -7496,19 +6831,17 @@
         <w:lastRenderedPageBreak/>
         <w:t>total_amout</w:t>
       </w:r>
-      <w:proofErr w:type="spellEnd"/>
-    </w:p>
-    <w:p>
-      <w:pPr>
-        <w:pStyle w:val="ListParagraph"/>
-        <w:spacing w:after="0" w:line="240" w:lineRule="auto"/>
-        <w:ind w:left="1440"/>
-        <w:rPr>
-          <w:rFonts w:ascii="Arial" w:eastAsia="Times New Roman" w:hAnsi="Arial" w:cs="Arial"/>
-          <w:color w:val="000000"/>
-        </w:rPr>
-      </w:pPr>
-      <w:proofErr w:type="gramStart"/>
+    </w:p>
+    <w:p>
+      <w:pPr>
+        <w:pStyle w:val="ListParagraph"/>
+        <w:spacing w:after="0" w:line="240" w:lineRule="auto"/>
+        <w:ind w:left="1440"/>
+        <w:rPr>
+          <w:rFonts w:ascii="Arial" w:eastAsia="Times New Roman" w:hAnsi="Arial" w:cs="Arial"/>
+          <w:color w:val="000000"/>
+        </w:rPr>
+      </w:pPr>
       <w:r>
         <w:rPr>
           <w:rFonts w:ascii="Arial" w:eastAsia="Times New Roman" w:hAnsi="Arial" w:cs="Arial"/>
@@ -7516,19 +6849,17 @@
         </w:rPr>
         <w:t>address</w:t>
       </w:r>
-      <w:proofErr w:type="gramEnd"/>
-    </w:p>
-    <w:p>
-      <w:pPr>
-        <w:pStyle w:val="ListParagraph"/>
-        <w:spacing w:after="0" w:line="240" w:lineRule="auto"/>
-        <w:ind w:left="1440"/>
-        <w:rPr>
-          <w:rFonts w:ascii="Arial" w:eastAsia="Times New Roman" w:hAnsi="Arial" w:cs="Arial"/>
-          <w:color w:val="000000"/>
-        </w:rPr>
-      </w:pPr>
-      <w:proofErr w:type="gramStart"/>
+    </w:p>
+    <w:p>
+      <w:pPr>
+        <w:pStyle w:val="ListParagraph"/>
+        <w:spacing w:after="0" w:line="240" w:lineRule="auto"/>
+        <w:ind w:left="1440"/>
+        <w:rPr>
+          <w:rFonts w:ascii="Arial" w:eastAsia="Times New Roman" w:hAnsi="Arial" w:cs="Arial"/>
+          <w:color w:val="000000"/>
+        </w:rPr>
+      </w:pPr>
       <w:r>
         <w:rPr>
           <w:rFonts w:ascii="Arial" w:eastAsia="Times New Roman" w:hAnsi="Arial" w:cs="Arial"/>
@@ -7536,19 +6867,17 @@
         </w:rPr>
         <w:t>state</w:t>
       </w:r>
-      <w:proofErr w:type="gramEnd"/>
-    </w:p>
-    <w:p>
-      <w:pPr>
-        <w:pStyle w:val="ListParagraph"/>
-        <w:spacing w:after="0" w:line="240" w:lineRule="auto"/>
-        <w:ind w:left="1440"/>
-        <w:rPr>
-          <w:rFonts w:ascii="Arial" w:eastAsia="Times New Roman" w:hAnsi="Arial" w:cs="Arial"/>
-          <w:color w:val="000000"/>
-        </w:rPr>
-      </w:pPr>
-      <w:proofErr w:type="gramStart"/>
+    </w:p>
+    <w:p>
+      <w:pPr>
+        <w:pStyle w:val="ListParagraph"/>
+        <w:spacing w:after="0" w:line="240" w:lineRule="auto"/>
+        <w:ind w:left="1440"/>
+        <w:rPr>
+          <w:rFonts w:ascii="Arial" w:eastAsia="Times New Roman" w:hAnsi="Arial" w:cs="Arial"/>
+          <w:color w:val="000000"/>
+        </w:rPr>
+      </w:pPr>
       <w:r>
         <w:rPr>
           <w:rFonts w:ascii="Arial" w:eastAsia="Times New Roman" w:hAnsi="Arial" w:cs="Arial"/>
@@ -7556,20 +6885,17 @@
         </w:rPr>
         <w:t>city</w:t>
       </w:r>
-      <w:proofErr w:type="gramEnd"/>
-    </w:p>
-    <w:p>
-      <w:pPr>
-        <w:pStyle w:val="ListParagraph"/>
-        <w:spacing w:after="0" w:line="240" w:lineRule="auto"/>
-        <w:ind w:left="1440"/>
-        <w:rPr>
-          <w:rFonts w:ascii="Arial" w:eastAsia="Times New Roman" w:hAnsi="Arial" w:cs="Arial"/>
-          <w:color w:val="000000"/>
-        </w:rPr>
-      </w:pPr>
-      <w:proofErr w:type="spellStart"/>
-      <w:proofErr w:type="gramStart"/>
+    </w:p>
+    <w:p>
+      <w:pPr>
+        <w:pStyle w:val="ListParagraph"/>
+        <w:spacing w:after="0" w:line="240" w:lineRule="auto"/>
+        <w:ind w:left="1440"/>
+        <w:rPr>
+          <w:rFonts w:ascii="Arial" w:eastAsia="Times New Roman" w:hAnsi="Arial" w:cs="Arial"/>
+          <w:color w:val="000000"/>
+        </w:rPr>
+      </w:pPr>
       <w:r>
         <w:rPr>
           <w:rFonts w:ascii="Arial" w:eastAsia="Times New Roman" w:hAnsi="Arial" w:cs="Arial"/>
@@ -7577,8 +6903,6 @@
         </w:rPr>
         <w:t>pincode</w:t>
       </w:r>
-      <w:proofErr w:type="spellEnd"/>
-      <w:proofErr w:type="gramEnd"/>
     </w:p>
     <w:p>
       <w:pPr>
@@ -7630,49 +6954,22 @@
           <w:color w:val="000000"/>
         </w:rPr>
       </w:pPr>
-      <w:proofErr w:type="gramStart"/>
-      <w:r>
-        <w:rPr>
-          <w:rFonts w:ascii="Arial" w:eastAsia="Times New Roman" w:hAnsi="Arial" w:cs="Arial"/>
-          <w:b/>
-          <w:color w:val="000000"/>
-        </w:rPr>
-        <w:t>id</w:t>
-      </w:r>
-      <w:proofErr w:type="gramEnd"/>
-      <w:r>
-        <w:rPr>
-          <w:rFonts w:ascii="Arial" w:eastAsia="Times New Roman" w:hAnsi="Arial" w:cs="Arial"/>
-          <w:b/>
-          <w:color w:val="000000"/>
-        </w:rPr>
-        <w:t xml:space="preserve"> </w:t>
-      </w:r>
-      <w:r>
-        <w:rPr>
-          <w:rFonts w:ascii="Arial" w:eastAsia="Times New Roman" w:hAnsi="Arial" w:cs="Arial"/>
-          <w:b/>
-          <w:color w:val="000000"/>
-        </w:rPr>
-        <w:tab/>
-      </w:r>
-      <w:proofErr w:type="spellStart"/>
-      <w:r>
-        <w:rPr>
-          <w:rFonts w:ascii="Arial" w:eastAsia="Times New Roman" w:hAnsi="Arial" w:cs="Arial"/>
-          <w:b/>
-          <w:color w:val="000000"/>
-        </w:rPr>
-        <w:t>pk</w:t>
-      </w:r>
-      <w:proofErr w:type="spellEnd"/>
-      <w:r>
-        <w:rPr>
-          <w:rFonts w:ascii="Arial" w:eastAsia="Times New Roman" w:hAnsi="Arial" w:cs="Arial"/>
-          <w:b/>
-          <w:color w:val="000000"/>
-        </w:rPr>
-        <w:t xml:space="preserve"> </w:t>
+      <w:r>
+        <w:rPr>
+          <w:rFonts w:ascii="Arial" w:eastAsia="Times New Roman" w:hAnsi="Arial" w:cs="Arial"/>
+          <w:b/>
+          <w:color w:val="000000"/>
+        </w:rPr>
+        <w:t xml:space="preserve">id </w:t>
+      </w:r>
+      <w:r>
+        <w:rPr>
+          <w:rFonts w:ascii="Arial" w:eastAsia="Times New Roman" w:hAnsi="Arial" w:cs="Arial"/>
+          <w:b/>
+          <w:color w:val="000000"/>
+        </w:rPr>
+        <w:tab/>
+        <w:t xml:space="preserve">pk </w:t>
       </w:r>
       <w:r>
         <w:rPr>
@@ -7682,75 +6979,43 @@
         </w:rPr>
         <w:t xml:space="preserve">    </w:t>
       </w:r>
-      <w:proofErr w:type="spellStart"/>
-      <w:r>
-        <w:rPr>
-          <w:rFonts w:ascii="Arial" w:eastAsia="Times New Roman" w:hAnsi="Arial" w:cs="Arial"/>
-          <w:b/>
-          <w:color w:val="000000"/>
-        </w:rPr>
-        <w:t>auto_increement</w:t>
-      </w:r>
-      <w:proofErr w:type="spellEnd"/>
-      <w:r>
-        <w:rPr>
-          <w:rFonts w:ascii="Arial" w:eastAsia="Times New Roman" w:hAnsi="Arial" w:cs="Arial"/>
-          <w:b/>
-          <w:color w:val="000000"/>
-        </w:rPr>
-        <w:t xml:space="preserve"> </w:t>
-      </w:r>
-    </w:p>
-    <w:p>
-      <w:pPr>
-        <w:pStyle w:val="ListParagraph"/>
-        <w:spacing w:after="0" w:line="240" w:lineRule="auto"/>
-        <w:ind w:left="1440"/>
-        <w:rPr>
-          <w:rFonts w:ascii="Arial" w:eastAsia="Times New Roman" w:hAnsi="Arial" w:cs="Arial"/>
-          <w:color w:val="000000"/>
-        </w:rPr>
-      </w:pPr>
-      <w:proofErr w:type="spellStart"/>
-      <w:proofErr w:type="gramStart"/>
-      <w:r>
-        <w:rPr>
-          <w:rFonts w:ascii="Arial" w:eastAsia="Times New Roman" w:hAnsi="Arial" w:cs="Arial"/>
-          <w:color w:val="000000"/>
-        </w:rPr>
-        <w:t>order_id</w:t>
-      </w:r>
-      <w:proofErr w:type="spellEnd"/>
-      <w:proofErr w:type="gramEnd"/>
-      <w:r>
-        <w:rPr>
-          <w:rFonts w:ascii="Arial" w:eastAsia="Times New Roman" w:hAnsi="Arial" w:cs="Arial"/>
-          <w:color w:val="000000"/>
-        </w:rPr>
-        <w:t xml:space="preserve">   </w:t>
-      </w:r>
-      <w:proofErr w:type="spellStart"/>
-      <w:r>
-        <w:rPr>
-          <w:rFonts w:ascii="Arial" w:eastAsia="Times New Roman" w:hAnsi="Arial" w:cs="Arial"/>
-          <w:color w:val="000000"/>
-        </w:rPr>
-        <w:t>fk</w:t>
-      </w:r>
-      <w:proofErr w:type="spellEnd"/>
-    </w:p>
-    <w:p>
-      <w:pPr>
-        <w:pStyle w:val="ListParagraph"/>
-        <w:spacing w:after="0" w:line="240" w:lineRule="auto"/>
-        <w:ind w:left="1440"/>
-        <w:rPr>
-          <w:rFonts w:ascii="Arial" w:eastAsia="Times New Roman" w:hAnsi="Arial" w:cs="Arial"/>
-          <w:color w:val="000000"/>
-        </w:rPr>
-      </w:pPr>
-      <w:proofErr w:type="spellStart"/>
-      <w:proofErr w:type="gramStart"/>
+      <w:r>
+        <w:rPr>
+          <w:rFonts w:ascii="Arial" w:eastAsia="Times New Roman" w:hAnsi="Arial" w:cs="Arial"/>
+          <w:b/>
+          <w:color w:val="000000"/>
+        </w:rPr>
+        <w:t xml:space="preserve">auto_increement </w:t>
+      </w:r>
+    </w:p>
+    <w:p>
+      <w:pPr>
+        <w:pStyle w:val="ListParagraph"/>
+        <w:spacing w:after="0" w:line="240" w:lineRule="auto"/>
+        <w:ind w:left="1440"/>
+        <w:rPr>
+          <w:rFonts w:ascii="Arial" w:eastAsia="Times New Roman" w:hAnsi="Arial" w:cs="Arial"/>
+          <w:color w:val="000000"/>
+        </w:rPr>
+      </w:pPr>
+      <w:r>
+        <w:rPr>
+          <w:rFonts w:ascii="Arial" w:eastAsia="Times New Roman" w:hAnsi="Arial" w:cs="Arial"/>
+          <w:color w:val="000000"/>
+        </w:rPr>
+        <w:t>order_id   fk</w:t>
+      </w:r>
+    </w:p>
+    <w:p>
+      <w:pPr>
+        <w:pStyle w:val="ListParagraph"/>
+        <w:spacing w:after="0" w:line="240" w:lineRule="auto"/>
+        <w:ind w:left="1440"/>
+        <w:rPr>
+          <w:rFonts w:ascii="Arial" w:eastAsia="Times New Roman" w:hAnsi="Arial" w:cs="Arial"/>
+          <w:color w:val="000000"/>
+        </w:rPr>
+      </w:pPr>
       <w:r>
         <w:rPr>
           <w:rFonts w:ascii="Arial" w:eastAsia="Times New Roman" w:hAnsi="Arial" w:cs="Arial"/>
@@ -7758,74 +7023,125 @@
         </w:rPr>
         <w:t>cust_id</w:t>
       </w:r>
-      <w:proofErr w:type="spellEnd"/>
-      <w:proofErr w:type="gramEnd"/>
-      <w:r>
-        <w:rPr>
-          <w:rFonts w:ascii="Arial" w:eastAsia="Times New Roman" w:hAnsi="Arial" w:cs="Arial"/>
-          <w:color w:val="000000"/>
-        </w:rPr>
-        <w:tab/>
+      <w:r>
+        <w:rPr>
+          <w:rFonts w:ascii="Arial" w:eastAsia="Times New Roman" w:hAnsi="Arial" w:cs="Arial"/>
+          <w:color w:val="000000"/>
+        </w:rPr>
+        <w:tab/>
+        <w:t xml:space="preserve">    fk</w:t>
+      </w:r>
+    </w:p>
+    <w:p>
+      <w:pPr>
+        <w:pStyle w:val="ListParagraph"/>
+        <w:spacing w:after="0" w:line="240" w:lineRule="auto"/>
+        <w:ind w:left="1440"/>
+        <w:rPr>
+          <w:rFonts w:ascii="Arial" w:eastAsia="Times New Roman" w:hAnsi="Arial" w:cs="Arial"/>
+          <w:color w:val="000000"/>
+        </w:rPr>
+      </w:pPr>
+      <w:r>
+        <w:rPr>
+          <w:rFonts w:ascii="Arial" w:eastAsia="Times New Roman" w:hAnsi="Arial" w:cs="Arial"/>
+          <w:color w:val="000000"/>
+        </w:rPr>
+        <w:t xml:space="preserve">comment </w:t>
+      </w:r>
+    </w:p>
+    <w:p>
+      <w:pPr>
+        <w:pStyle w:val="ListParagraph"/>
+        <w:spacing w:after="0" w:line="240" w:lineRule="auto"/>
+        <w:ind w:left="1440"/>
+        <w:rPr>
+          <w:rFonts w:ascii="Arial" w:eastAsia="Times New Roman" w:hAnsi="Arial" w:cs="Arial"/>
+          <w:color w:val="000000"/>
+        </w:rPr>
+      </w:pPr>
+    </w:p>
+    <w:p>
+      <w:pPr>
+        <w:pStyle w:val="ListParagraph"/>
+        <w:spacing w:after="0" w:line="240" w:lineRule="auto"/>
+        <w:ind w:left="1440"/>
+        <w:rPr>
+          <w:rFonts w:ascii="Arial" w:eastAsia="Times New Roman" w:hAnsi="Arial" w:cs="Arial"/>
+          <w:color w:val="000000"/>
+        </w:rPr>
+      </w:pPr>
+    </w:p>
+    <w:p>
+      <w:pPr>
+        <w:spacing w:after="0" w:line="240" w:lineRule="auto"/>
+        <w:ind w:left="720" w:firstLine="720"/>
+        <w:rPr>
+          <w:rFonts w:ascii="Arial" w:eastAsia="Times New Roman" w:hAnsi="Arial" w:cs="Arial"/>
+          <w:color w:val="000000"/>
+        </w:rPr>
+      </w:pPr>
+      <w:r>
+        <w:rPr>
+          <w:rFonts w:ascii="Arial" w:eastAsia="Times New Roman" w:hAnsi="Arial" w:cs="Arial"/>
+          <w:color w:val="000000"/>
+        </w:rPr>
+        <w:t>employees.tbl</w:t>
+      </w:r>
+    </w:p>
+    <w:p>
+      <w:pPr>
+        <w:spacing w:after="0" w:line="240" w:lineRule="auto"/>
+        <w:ind w:left="720" w:firstLine="720"/>
+        <w:rPr>
+          <w:rFonts w:ascii="Arial" w:eastAsia="Times New Roman" w:hAnsi="Arial" w:cs="Arial"/>
+          <w:color w:val="000000"/>
+        </w:rPr>
+      </w:pPr>
+    </w:p>
+    <w:p>
+      <w:pPr>
+        <w:spacing w:after="0" w:line="240" w:lineRule="auto"/>
+        <w:ind w:left="720" w:firstLine="720"/>
+        <w:rPr>
+          <w:rFonts w:ascii="Arial" w:eastAsia="Times New Roman" w:hAnsi="Arial" w:cs="Arial"/>
+          <w:b/>
+          <w:color w:val="000000"/>
+        </w:rPr>
+      </w:pPr>
+      <w:r>
+        <w:rPr>
+          <w:rFonts w:ascii="Arial" w:eastAsia="Times New Roman" w:hAnsi="Arial" w:cs="Arial"/>
+          <w:b/>
+          <w:color w:val="000000"/>
+        </w:rPr>
+        <w:t xml:space="preserve">id </w:t>
+      </w:r>
+      <w:r>
+        <w:rPr>
+          <w:rFonts w:ascii="Arial" w:eastAsia="Times New Roman" w:hAnsi="Arial" w:cs="Arial"/>
+          <w:b/>
+          <w:color w:val="000000"/>
+        </w:rPr>
+        <w:tab/>
+        <w:t xml:space="preserve">pk </w:t>
+      </w:r>
+      <w:r>
+        <w:rPr>
+          <w:rFonts w:ascii="Arial" w:eastAsia="Times New Roman" w:hAnsi="Arial" w:cs="Arial"/>
+          <w:b/>
+          <w:color w:val="000000"/>
+        </w:rPr>
         <w:t xml:space="preserve">    </w:t>
       </w:r>
-      <w:proofErr w:type="spellStart"/>
-      <w:r>
-        <w:rPr>
-          <w:rFonts w:ascii="Arial" w:eastAsia="Times New Roman" w:hAnsi="Arial" w:cs="Arial"/>
-          <w:color w:val="000000"/>
-        </w:rPr>
-        <w:t>fk</w:t>
-      </w:r>
-      <w:proofErr w:type="spellEnd"/>
-    </w:p>
-    <w:p>
-      <w:pPr>
-        <w:pStyle w:val="ListParagraph"/>
-        <w:spacing w:after="0" w:line="240" w:lineRule="auto"/>
-        <w:ind w:left="1440"/>
-        <w:rPr>
-          <w:rFonts w:ascii="Arial" w:eastAsia="Times New Roman" w:hAnsi="Arial" w:cs="Arial"/>
-          <w:color w:val="000000"/>
-        </w:rPr>
-      </w:pPr>
-      <w:proofErr w:type="gramStart"/>
-      <w:r>
-        <w:rPr>
-          <w:rFonts w:ascii="Arial" w:eastAsia="Times New Roman" w:hAnsi="Arial" w:cs="Arial"/>
-          <w:color w:val="000000"/>
-        </w:rPr>
-        <w:t>comment</w:t>
-      </w:r>
-      <w:proofErr w:type="gramEnd"/>
-      <w:r>
-        <w:rPr>
-          <w:rFonts w:ascii="Arial" w:eastAsia="Times New Roman" w:hAnsi="Arial" w:cs="Arial"/>
-          <w:color w:val="000000"/>
-        </w:rPr>
-        <w:t xml:space="preserve"> </w:t>
-      </w:r>
-    </w:p>
-    <w:p>
-      <w:pPr>
-        <w:pStyle w:val="ListParagraph"/>
-        <w:spacing w:after="0" w:line="240" w:lineRule="auto"/>
-        <w:ind w:left="1440"/>
-        <w:rPr>
-          <w:rFonts w:ascii="Arial" w:eastAsia="Times New Roman" w:hAnsi="Arial" w:cs="Arial"/>
-          <w:color w:val="000000"/>
-        </w:rPr>
-      </w:pPr>
-    </w:p>
-    <w:p>
-      <w:pPr>
-        <w:pStyle w:val="ListParagraph"/>
-        <w:spacing w:after="0" w:line="240" w:lineRule="auto"/>
-        <w:ind w:left="1440"/>
-        <w:rPr>
-          <w:rFonts w:ascii="Arial" w:eastAsia="Times New Roman" w:hAnsi="Arial" w:cs="Arial"/>
-          <w:color w:val="000000"/>
-        </w:rPr>
-      </w:pPr>
+      <w:r>
+        <w:rPr>
+          <w:rFonts w:ascii="Arial" w:eastAsia="Times New Roman" w:hAnsi="Arial" w:cs="Arial"/>
+          <w:b/>
+          <w:color w:val="000000"/>
+        </w:rPr>
+        <w:t xml:space="preserve">auto_increement </w:t>
+      </w:r>
     </w:p>
     <w:p>
       <w:pPr>
@@ -7841,7 +7157,7 @@
           <w:rFonts w:ascii="Arial" w:eastAsia="Times New Roman" w:hAnsi="Arial" w:cs="Arial"/>
           <w:color w:val="000000"/>
         </w:rPr>
-        <w:t>employees.tbl</w:t>
+        <w:t>name</w:t>
       </w:r>
     </w:p>
     <w:p>
@@ -7853,6 +7169,13 @@
           <w:color w:val="000000"/>
         </w:rPr>
       </w:pPr>
+      <w:r>
+        <w:rPr>
+          <w:rFonts w:ascii="Arial" w:eastAsia="Times New Roman" w:hAnsi="Arial" w:cs="Arial"/>
+          <w:color w:val="000000"/>
+        </w:rPr>
+        <w:t>email</w:t>
+      </w:r>
     </w:p>
     <w:p>
       <w:pPr>
@@ -7860,79 +7183,15 @@
         <w:ind w:left="720" w:firstLine="720"/>
         <w:rPr>
           <w:rFonts w:ascii="Arial" w:eastAsia="Times New Roman" w:hAnsi="Arial" w:cs="Arial"/>
-          <w:b/>
-          <w:color w:val="000000"/>
-        </w:rPr>
-      </w:pPr>
-      <w:proofErr w:type="gramStart"/>
-      <w:r>
-        <w:rPr>
-          <w:rFonts w:ascii="Arial" w:eastAsia="Times New Roman" w:hAnsi="Arial" w:cs="Arial"/>
-          <w:b/>
-          <w:color w:val="000000"/>
-        </w:rPr>
-        <w:t>id</w:t>
-      </w:r>
-      <w:proofErr w:type="gramEnd"/>
-      <w:r>
-        <w:rPr>
-          <w:rFonts w:ascii="Arial" w:eastAsia="Times New Roman" w:hAnsi="Arial" w:cs="Arial"/>
-          <w:b/>
-          <w:color w:val="000000"/>
-        </w:rPr>
-        <w:t xml:space="preserve"> </w:t>
-      </w:r>
-      <w:r>
-        <w:rPr>
-          <w:rFonts w:ascii="Arial" w:eastAsia="Times New Roman" w:hAnsi="Arial" w:cs="Arial"/>
-          <w:b/>
-          <w:color w:val="000000"/>
-        </w:rPr>
-        <w:tab/>
-      </w:r>
-      <w:proofErr w:type="spellStart"/>
-      <w:r>
-        <w:rPr>
-          <w:rFonts w:ascii="Arial" w:eastAsia="Times New Roman" w:hAnsi="Arial" w:cs="Arial"/>
-          <w:b/>
-          <w:color w:val="000000"/>
-        </w:rPr>
-        <w:t>pk</w:t>
-      </w:r>
-      <w:proofErr w:type="spellEnd"/>
-      <w:r>
-        <w:rPr>
-          <w:rFonts w:ascii="Arial" w:eastAsia="Times New Roman" w:hAnsi="Arial" w:cs="Arial"/>
-          <w:b/>
-          <w:color w:val="000000"/>
-        </w:rPr>
-        <w:t xml:space="preserve"> </w:t>
-      </w:r>
-      <w:r>
-        <w:rPr>
-          <w:rFonts w:ascii="Arial" w:eastAsia="Times New Roman" w:hAnsi="Arial" w:cs="Arial"/>
-          <w:b/>
-          <w:color w:val="000000"/>
-        </w:rPr>
-        <w:t xml:space="preserve">    </w:t>
-      </w:r>
-      <w:proofErr w:type="spellStart"/>
-      <w:r>
-        <w:rPr>
-          <w:rFonts w:ascii="Arial" w:eastAsia="Times New Roman" w:hAnsi="Arial" w:cs="Arial"/>
-          <w:b/>
-          <w:color w:val="000000"/>
-        </w:rPr>
-        <w:t>auto_increement</w:t>
-      </w:r>
-      <w:proofErr w:type="spellEnd"/>
-      <w:r>
-        <w:rPr>
-          <w:rFonts w:ascii="Arial" w:eastAsia="Times New Roman" w:hAnsi="Arial" w:cs="Arial"/>
-          <w:b/>
-          <w:color w:val="000000"/>
-        </w:rPr>
-        <w:t xml:space="preserve"> </w:t>
+          <w:color w:val="000000"/>
+        </w:rPr>
+      </w:pPr>
+      <w:r>
+        <w:rPr>
+          <w:rFonts w:ascii="Arial" w:eastAsia="Times New Roman" w:hAnsi="Arial" w:cs="Arial"/>
+          <w:color w:val="000000"/>
+        </w:rPr>
+        <w:t>password</w:t>
       </w:r>
     </w:p>
     <w:p>
@@ -7941,84 +7200,17 @@
         <w:ind w:left="720" w:firstLine="720"/>
         <w:rPr>
           <w:rFonts w:ascii="Arial" w:eastAsia="Times New Roman" w:hAnsi="Arial" w:cs="Arial"/>
-          <w:color w:val="000000"/>
-        </w:rPr>
-      </w:pPr>
-      <w:proofErr w:type="gramStart"/>
-      <w:r>
-        <w:rPr>
-          <w:rFonts w:ascii="Arial" w:eastAsia="Times New Roman" w:hAnsi="Arial" w:cs="Arial"/>
-          <w:color w:val="000000"/>
-        </w:rPr>
-        <w:t>name</w:t>
-      </w:r>
-      <w:proofErr w:type="gramEnd"/>
-    </w:p>
-    <w:p>
-      <w:pPr>
-        <w:spacing w:after="0" w:line="240" w:lineRule="auto"/>
-        <w:ind w:left="720" w:firstLine="720"/>
-        <w:rPr>
-          <w:rFonts w:ascii="Arial" w:eastAsia="Times New Roman" w:hAnsi="Arial" w:cs="Arial"/>
-          <w:color w:val="000000"/>
-        </w:rPr>
-      </w:pPr>
-      <w:proofErr w:type="gramStart"/>
-      <w:r>
-        <w:rPr>
-          <w:rFonts w:ascii="Arial" w:eastAsia="Times New Roman" w:hAnsi="Arial" w:cs="Arial"/>
-          <w:color w:val="000000"/>
-        </w:rPr>
-        <w:t>email</w:t>
-      </w:r>
-      <w:proofErr w:type="gramEnd"/>
-    </w:p>
-    <w:p>
-      <w:pPr>
-        <w:spacing w:after="0" w:line="240" w:lineRule="auto"/>
-        <w:ind w:left="720" w:firstLine="720"/>
-        <w:rPr>
-          <w:rFonts w:ascii="Arial" w:eastAsia="Times New Roman" w:hAnsi="Arial" w:cs="Arial"/>
-          <w:color w:val="000000"/>
-        </w:rPr>
-      </w:pPr>
-      <w:proofErr w:type="gramStart"/>
-      <w:r>
-        <w:rPr>
-          <w:rFonts w:ascii="Arial" w:eastAsia="Times New Roman" w:hAnsi="Arial" w:cs="Arial"/>
-          <w:color w:val="000000"/>
-        </w:rPr>
-        <w:t>password</w:t>
-      </w:r>
-      <w:proofErr w:type="gramEnd"/>
-    </w:p>
-    <w:p>
-      <w:pPr>
-        <w:spacing w:after="0" w:line="240" w:lineRule="auto"/>
-        <w:ind w:left="720" w:firstLine="720"/>
-        <w:rPr>
-          <w:rFonts w:ascii="Arial" w:eastAsia="Times New Roman" w:hAnsi="Arial" w:cs="Arial"/>
-          <w:b/>
-          <w:color w:val="000000"/>
-        </w:rPr>
-      </w:pPr>
-      <w:proofErr w:type="gramStart"/>
-      <w:r>
-        <w:rPr>
-          <w:rFonts w:ascii="Arial" w:eastAsia="Times New Roman" w:hAnsi="Arial" w:cs="Arial"/>
-          <w:b/>
-          <w:color w:val="000000"/>
-        </w:rPr>
-        <w:t>status</w:t>
-      </w:r>
-      <w:proofErr w:type="gramEnd"/>
-      <w:r>
-        <w:rPr>
-          <w:rFonts w:ascii="Arial" w:eastAsia="Times New Roman" w:hAnsi="Arial" w:cs="Arial"/>
-          <w:b/>
-          <w:color w:val="000000"/>
-        </w:rPr>
-        <w:t xml:space="preserve"> </w:t>
+          <w:b/>
+          <w:color w:val="000000"/>
+        </w:rPr>
+      </w:pPr>
+      <w:r>
+        <w:rPr>
+          <w:rFonts w:ascii="Arial" w:eastAsia="Times New Roman" w:hAnsi="Arial" w:cs="Arial"/>
+          <w:b/>
+          <w:color w:val="000000"/>
+        </w:rPr>
+        <w:t xml:space="preserve">status </w:t>
       </w:r>
     </w:p>
     <w:p>
@@ -8122,7 +7314,6 @@
         </w:rPr>
         <w:t xml:space="preserve"> </w:t>
       </w:r>
-      <w:proofErr w:type="gramStart"/>
       <w:r>
         <w:rPr>
           <w:sz w:val="36"/>
@@ -8137,7 +7328,6 @@
         </w:rPr>
         <w:t>create</w:t>
       </w:r>
-      <w:proofErr w:type="gramEnd"/>
       <w:r>
         <w:rPr>
           <w:sz w:val="36"/>
@@ -8468,31 +7658,27 @@
           <w:szCs w:val="36"/>
         </w:rPr>
       </w:pPr>
-      <w:proofErr w:type="spellStart"/>
       <w:r>
         <w:rPr>
           <w:sz w:val="36"/>
           <w:szCs w:val="36"/>
         </w:rPr>
-        <w:t>Add_</w:t>
-      </w:r>
-      <w:proofErr w:type="gramStart"/>
+        <w:t xml:space="preserve">Add_task  </w:t>
+      </w:r>
       <w:r>
         <w:rPr>
           <w:sz w:val="36"/>
           <w:szCs w:val="36"/>
         </w:rPr>
-        <w:t>task</w:t>
-      </w:r>
-      <w:proofErr w:type="spellEnd"/>
+        <w:tab/>
+      </w:r>
       <w:r>
         <w:rPr>
           <w:sz w:val="36"/>
           <w:szCs w:val="36"/>
         </w:rPr>
-        <w:t xml:space="preserve">  form</w:t>
-      </w:r>
-      <w:proofErr w:type="gramEnd"/>
+        <w:t>form</w:t>
+      </w:r>
     </w:p>
     <w:p>
       <w:pPr>
@@ -8503,42 +7689,34 @@
           <w:szCs w:val="36"/>
         </w:rPr>
       </w:pPr>
-      <w:proofErr w:type="gramStart"/>
       <w:r>
         <w:rPr>
           <w:sz w:val="36"/>
           <w:szCs w:val="36"/>
         </w:rPr>
-        <w:t>Manage  table</w:t>
-      </w:r>
-      <w:proofErr w:type="gramEnd"/>
+        <w:t xml:space="preserve">Manage  </w:t>
+      </w:r>
       <w:r>
         <w:rPr>
           <w:sz w:val="36"/>
           <w:szCs w:val="36"/>
         </w:rPr>
-        <w:t xml:space="preserve"> </w:t>
-      </w:r>
-    </w:p>
-    <w:p>
-      <w:pPr>
-        <w:pStyle w:val="ListParagraph"/>
-        <w:ind w:left="1440"/>
+        <w:tab/>
+      </w:r>
+      <w:r>
         <w:rPr>
           <w:sz w:val="36"/>
           <w:szCs w:val="36"/>
         </w:rPr>
-      </w:pPr>
-    </w:p>
-    <w:p>
-      <w:pPr>
-        <w:pStyle w:val="ListParagraph"/>
-        <w:ind w:left="1440"/>
+        <w:tab/>
+      </w:r>
+      <w:r>
         <w:rPr>
           <w:sz w:val="36"/>
           <w:szCs w:val="36"/>
         </w:rPr>
-      </w:pPr>
+        <w:t xml:space="preserve">table </w:t>
+      </w:r>
     </w:p>
     <w:p>
       <w:pPr>
@@ -8549,28 +7727,32 @@
           <w:szCs w:val="36"/>
         </w:rPr>
       </w:pPr>
-      <w:r>
+    </w:p>
+    <w:p>
+      <w:pPr>
+        <w:pStyle w:val="ListParagraph"/>
+        <w:ind w:left="1440"/>
         <w:rPr>
           <w:sz w:val="36"/>
           <w:szCs w:val="36"/>
         </w:rPr>
-        <w:t xml:space="preserve">Free </w:t>
-      </w:r>
-      <w:proofErr w:type="spellStart"/>
-      <w:r>
+      </w:pPr>
+    </w:p>
+    <w:p>
+      <w:pPr>
+        <w:pStyle w:val="ListParagraph"/>
+        <w:ind w:left="1440"/>
         <w:rPr>
           <w:sz w:val="36"/>
           <w:szCs w:val="36"/>
         </w:rPr>
-        <w:t>css</w:t>
-      </w:r>
-      <w:proofErr w:type="spellEnd"/>
+      </w:pPr>
       <w:r>
         <w:rPr>
           <w:sz w:val="36"/>
           <w:szCs w:val="36"/>
         </w:rPr>
-        <w:t xml:space="preserve"> admin panel</w:t>
+        <w:t>Free css admin panel</w:t>
       </w:r>
     </w:p>
     <w:p>
@@ -8614,23 +7796,7 @@
           <w:sz w:val="36"/>
           <w:szCs w:val="36"/>
         </w:rPr>
-        <w:t>1 ADD-</w:t>
-      </w:r>
-      <w:proofErr w:type="gramStart"/>
-      <w:r>
-        <w:rPr>
-          <w:sz w:val="36"/>
-          <w:szCs w:val="36"/>
-        </w:rPr>
-        <w:t>MANAGE  =</w:t>
-      </w:r>
-      <w:proofErr w:type="gramEnd"/>
-      <w:r>
-        <w:rPr>
-          <w:sz w:val="36"/>
-          <w:szCs w:val="36"/>
-        </w:rPr>
-        <w:t>&gt; DROPDOWN</w:t>
+        <w:t>1 ADD-MANAGE  =&gt; DROPDOWN</w:t>
       </w:r>
     </w:p>
     <w:p>
